--- a/docs/硅基文明_方案_v2.docx
+++ b/docs/硅基文明_方案_v2.docx
@@ -70,6 +70,15 @@
       </w:r>
       <w:r>
         <w:t>（MIT）</w:t>
+      </w:r>
+    </w:p>
+    <w:p>
+      <w:r>
+        <w:fldChar w:fldCharType="begin"/>
+        <w:instrText xml:space="preserve">TOC \o "1-2" \h \z \u</w:instrText>
+        <w:fldChar w:fldCharType="separate"/>
+        <w:t>（此处为目录域：在 Word 里全选后按 F9 或右键“更新域”即可生成）</w:t>
+        <w:fldChar w:fldCharType="end"/>
       </w:r>
     </w:p>
     <w:p>
@@ -2411,7 +2420,31 @@
         <w:pStyle w:val="Heading2"/>
       </w:pPr>
       <w:r>
-        <w:t>五、已完成的实验与结果（v2 新增，核心章节）</w:t>
+        <w:t>五、阶段性结果（已完成部分，v2 新增）</w:t>
+      </w:r>
+    </w:p>
+    <w:p>
+      <w:r>
+        <w:rPr>
+          <w:i/>
+          <w:color w:val="555555"/>
+        </w:rPr>
+        <w:t>说明：本章是</w:t>
+      </w:r>
+      <w:r>
+        <w:rPr>
+          <w:b/>
+          <w:i/>
+          <w:color w:val="555555"/>
+        </w:rPr>
+        <w:t>阶段性结果</w:t>
+      </w:r>
+      <w:r>
+        <w:rPr>
+          <w:i/>
+          <w:color w:val="555555"/>
+        </w:rPr>
+        <w:t>，用来证明装置可用、指标可算、成本可控；方案本身不依赖这些数字成立。未跑完的部分已在第四、七章标注为待补或二期。</w:t>
       </w:r>
     </w:p>
     <w:p>
@@ -5360,6 +5393,7 @@
     </w:tbl>
     <w:p/>
     <w:sectPr>
+      <w:footerReference w:type="default" r:id="rId9"/>
       <w:pgSz w:w="12240" w:h="15840"/>
       <w:pgMar w:top="1440" w:right="1800" w:bottom="1440" w:left="1800" w:header="720" w:footer="720" w:gutter="0"/>
       <w:cols w:space="720"/>
@@ -5367,6 +5401,22 @@
     </w:sectPr>
   </w:body>
 </w:document>
+</file>
+
+<file path=word/footer1.xml><?xml version="1.0" encoding="utf-8"?>
+<w:ftr xmlns:m="http://schemas.openxmlformats.org/officeDocument/2006/math" xmlns:mc="http://schemas.openxmlformats.org/markup-compatibility/2006" xmlns:mo="http://schemas.microsoft.com/office/mac/office/2008/main" xmlns:mv="urn:schemas-microsoft-com:mac:vml" xmlns:o="urn:schemas-microsoft-com:office:office" xmlns:r="http://schemas.openxmlformats.org/officeDocument/2006/relationships" xmlns:v="urn:schemas-microsoft-com:vml" xmlns:w10="urn:schemas-microsoft-com:office:word" xmlns:w14="http://schemas.microsoft.com/office/word/2010/wordml" xmlns:w="http://schemas.openxmlformats.org/wordprocessingml/2006/main" xmlns:wne="http://schemas.microsoft.com/office/word/2006/wordml" xmlns:wp14="http://schemas.microsoft.com/office/word/2010/wordprocessingDrawing" xmlns:wp="http://schemas.openxmlformats.org/drawingml/2006/wordprocessingDrawing" xmlns:wpc="http://schemas.microsoft.com/office/word/2010/wordprocessingCanvas" xmlns:wpg="http://schemas.microsoft.com/office/word/2010/wordprocessingGroup" xmlns:wpi="http://schemas.microsoft.com/office/word/2010/wordprocessingInk" xmlns:wps="http://schemas.microsoft.com/office/word/2010/wordprocessingShape" mc:Ignorable="w14 wp14">
+  <w:p>
+    <w:pPr>
+      <w:pStyle w:val="Footer"/>
+      <w:jc w:val="center"/>
+    </w:pPr>
+    <w:r>
+      <w:fldChar w:fldCharType="begin"/>
+      <w:instrText xml:space="preserve">PAGE</w:instrText>
+      <w:fldChar w:fldCharType="end"/>
+    </w:r>
+  </w:p>
+</w:ftr>
 </file>
 
 <file path=word/numbering.xml><?xml version="1.0" encoding="utf-8"?>

--- a/docs/硅基文明_方案_v2.docx
+++ b/docs/硅基文明_方案_v2.docx
@@ -3261,7 +3261,7 @@
     </w:p>
     <w:p>
       <w:r>
-        <w:t>说明：本章是阶段性结果，用来证明装置可用、指标可算、成本可控；方案本身不依赖这些数字成立。这些对局由基座开发者执行，属于**框架稳定性测试**，不作为场景结论；场景结论由各场景 owner 产出。</w:t>
+        <w:t>说明：本章是阶段性结果，用来证明装置可用、指标可算、成本可控；方案本身不依赖这些数字成立。这些对局由基座开发者执行，属于框架稳定性测试，不作为场景结论；场景结论由各场景 owner 产出。</w:t>
       </w:r>
     </w:p>
     <w:p>
@@ -5437,12 +5437,12 @@
     </w:p>
     <w:p>
       <w:r>
-        <w:t>分工原则：**底座由一人负责，场景交给队员各自认领并产出报告**。底座提供「插件协议 + 实验装置」，场景 owner 只写配置、跑批次、写报告，不改基座代码。</w:t>
+        <w:t>分工按职能划分，不按场景划分：既要保证当前测试场景有人负责，也要保证随时能追加新场景、随时能换人。底座提供「插件协议 + 实验装置」，场景 owner 只写配置、跑批次、写报告，不改基座代码。</w:t>
       </w:r>
     </w:p>
     <w:p>
       <w:r>
-        <w:t>底座对队员暴露的接口：scenarios/*.yaml（场景参数）、plugin.yaml（插件元数据）、run_experiment.py 的 --plan 预设、fill_experiment.py 的报告模板；需要新动作时走插件的 validate/metrics 扩展点。</w:t>
+        <w:t>底座对队员暴露的接口：scenarios/*.yaml（场景参数）、plugin.yaml（插件元数据）、run_experiment.py 的 --plan 预设、fill_experiment.py 的报告模板；新增场景不需要改基座，也不需要改本表。</w:t>
       </w:r>
     </w:p>
     <w:tbl>
@@ -5474,7 +5474,7 @@
           </w:tcPr>
           <w:p>
             <w:r>
-              <w:t>角色</w:t>
+              <w:t>职能</w:t>
             </w:r>
           </w:p>
         </w:tc>
@@ -5484,17 +5484,17 @@
           </w:tcPr>
           <w:p>
             <w:r>
+              <w:t>具体职责</w:t>
+            </w:r>
+          </w:p>
+        </w:tc>
+        <w:tc>
+          <w:tcPr>
+            <w:tcW w:type="dxa" w:w="2160"/>
+          </w:tcPr>
+          <w:p>
+            <w:r>
               <w:t>交付物</w:t>
-            </w:r>
-          </w:p>
-        </w:tc>
-        <w:tc>
-          <w:tcPr>
-            <w:tcW w:type="dxa" w:w="2160"/>
-          </w:tcPr>
-          <w:p>
-            <w:r>
-              <w:t>状态</w:t>
             </w:r>
           </w:p>
         </w:tc>
@@ -5516,7 +5516,7 @@
           </w:tcPr>
           <w:p>
             <w:r>
-              <w:t>基座与实验装置（唯一 owner）</w:t>
+              <w:t>基座与实验装置（owner）</w:t>
             </w:r>
           </w:p>
         </w:tc>
@@ -5526,7 +5526,7 @@
           </w:tcPr>
           <w:p>
             <w:r>
-              <w:t>会话/频道/回合/裁判、插件协议、世界与指标、批次与清单、报告与图表、回放台、角色卡、权力分析、前端</w:t>
+              <w:t>会话/频道/回合/裁判、插件协议、世界与指标、批次与清单、报告与图表、回放台、角色卡、权力分析、前端；定义「新场景接入」规范与验收门槛</w:t>
             </w:r>
           </w:p>
         </w:tc>
@@ -5536,7 +5536,7 @@
           </w:tcPr>
           <w:p>
             <w:r>
-              <w:t>已完成；本文档 120+6 局均为其框架稳定性测试</w:t>
+              <w:t>基座代码与文档、插件协议、装置脚本、框架稳定性测试报告</w:t>
             </w:r>
           </w:p>
         </w:tc>
@@ -5558,7 +5558,7 @@
           </w:tcPr>
           <w:p>
             <w:r>
-              <w:t>总负责人 / 研究设计</w:t>
+              <w:t>研究设计与结论</w:t>
             </w:r>
           </w:p>
         </w:tc>
@@ -5568,7 +5568,7 @@
           </w:tcPr>
           <w:p>
             <w:r>
-              <w:t>研究问题与假设、结论边界、对外汇报、验收各场景报告</w:t>
+              <w:t>研究问题与假设、条件矩阵设计原则、结论边界、对外汇报与答辩</w:t>
             </w:r>
           </w:p>
         </w:tc>
@@ -5578,7 +5578,7 @@
           </w:tcPr>
           <w:p>
             <w:r>
-              <w:t>进行中</w:t>
+              <w:t>研究方案、最终报告</w:t>
             </w:r>
           </w:p>
         </w:tc>
@@ -5600,7 +5600,7 @@
           </w:tcPr>
           <w:p>
             <w:r>
-              <w:t>公地困境场景 owner</w:t>
+              <w:t>场景接入（插件开发）</w:t>
             </w:r>
           </w:p>
         </w:tc>
@@ -5610,7 +5610,7 @@
           </w:tcPr>
           <w:p>
             <w:r>
-              <w:t>场景配置与条件矩阵、跑批、场景报告（含失败回放）</w:t>
+              <w:t>按插件协议接入自选场景（不限现有三个）；保证其可运行并产出场景报告</w:t>
             </w:r>
           </w:p>
         </w:tc>
@@ -5620,7 +5620,7 @@
           </w:tcPr>
           <w:p>
             <w:r>
-              <w:t>待启动（底座已可用）</w:t>
+              <w:t>新场景插件 + 场景报告</w:t>
             </w:r>
           </w:p>
         </w:tc>
@@ -5642,7 +5642,7 @@
           </w:tcPr>
           <w:p>
             <w:r>
-              <w:t>规则怪谈场景 owner</w:t>
+              <w:t>数据与指标</w:t>
             </w:r>
           </w:p>
         </w:tc>
@@ -5652,7 +5652,7 @@
           </w:tcPr>
           <w:p>
             <w:r>
-              <w:t>场景条文设计、跑批、场景报告</w:t>
+              <w:t>指标口径、统计方法（CI/显著性）、LLM judge 抽样、图表</w:t>
             </w:r>
           </w:p>
         </w:tc>
@@ -5662,7 +5662,7 @@
           </w:tcPr>
           <w:p>
             <w:r>
-              <w:t>待启动</w:t>
+              <w:t>数据集、指标定义、图表</w:t>
             </w:r>
           </w:p>
         </w:tc>
@@ -5684,7 +5684,7 @@
           </w:tcPr>
           <w:p>
             <w:r>
-              <w:t>狼人杀场景 owner + 展示</w:t>
+              <w:t>交互与展示</w:t>
             </w:r>
           </w:p>
         </w:tc>
@@ -5694,7 +5694,7 @@
           </w:tcPr>
           <w:p>
             <w:r>
-              <w:t>场景配置、跑批、场景报告 + 可视化与演示</w:t>
+              <w:t>会话台/回放台/批次页的需求与验收、演示与视频、答辩材料</w:t>
             </w:r>
           </w:p>
         </w:tc>
@@ -5704,12 +5704,313 @@
           </w:tcPr>
           <w:p>
             <w:r>
-              <w:t>待启动</w:t>
+              <w:t>可视化、演示材料</w:t>
             </w:r>
           </w:p>
         </w:tc>
       </w:tr>
     </w:tbl>
+    <w:p>
+      <w:r>
+        <w:rPr>
+          <w:b/>
+        </w:rPr>
+        <w:t>场景认领（可空缺、可更换；新增场景不占名额）：</w:t>
+      </w:r>
+    </w:p>
+    <w:tbl>
+      <w:tblPr>
+        <w:tblStyle w:val="33"/>
+        <w:tblW w:type="auto" w:w="0"/>
+        <w:tblLook w:firstColumn="1" w:firstRow="1" w:lastColumn="0" w:lastRow="0" w:noHBand="0" w:noVBand="1" w:val="04A0"/>
+      </w:tblPr>
+      <w:tblGrid>
+        <w:gridCol w:w="2160"/>
+        <w:gridCol w:w="2160"/>
+        <w:gridCol w:w="2160"/>
+        <w:gridCol w:w="2160"/>
+      </w:tblGrid>
+      <w:tr>
+        <w:tc>
+          <w:tcPr>
+            <w:tcW w:type="dxa" w:w="2160"/>
+          </w:tcPr>
+          <w:p>
+            <w:r>
+              <w:t>场景</w:t>
+            </w:r>
+          </w:p>
+        </w:tc>
+        <w:tc>
+          <w:tcPr>
+            <w:tcW w:type="dxa" w:w="2160"/>
+          </w:tcPr>
+          <w:p>
+            <w:r>
+              <w:t>定位</w:t>
+            </w:r>
+          </w:p>
+        </w:tc>
+        <w:tc>
+          <w:tcPr>
+            <w:tcW w:type="dxa" w:w="2160"/>
+          </w:tcPr>
+          <w:p>
+            <w:r>
+              <w:t>当前状态</w:t>
+            </w:r>
+          </w:p>
+        </w:tc>
+        <w:tc>
+          <w:tcPr>
+            <w:tcW w:type="dxa" w:w="2160"/>
+          </w:tcPr>
+          <w:p>
+            <w:r>
+              <w:t>认领人</w:t>
+            </w:r>
+          </w:p>
+        </w:tc>
+      </w:tr>
+      <w:tr>
+        <w:tc>
+          <w:tcPr>
+            <w:tcW w:type="dxa" w:w="2160"/>
+          </w:tcPr>
+          <w:p>
+            <w:r>
+              <w:t>commons 公地困境</w:t>
+            </w:r>
+          </w:p>
+        </w:tc>
+        <w:tc>
+          <w:tcPr>
+            <w:tcW w:type="dxa" w:w="2160"/>
+          </w:tcPr>
+          <w:p>
+            <w:r>
+              <w:t>测试场景（底座验证用）</w:t>
+            </w:r>
+          </w:p>
+        </w:tc>
+        <w:tc>
+          <w:tcPr>
+            <w:tcW w:type="dxa" w:w="2160"/>
+          </w:tcPr>
+          <w:p>
+            <w:r>
+              <w:t>框架稳定性测试：120 局</w:t>
+            </w:r>
+          </w:p>
+        </w:tc>
+        <w:tc>
+          <w:tcPr>
+            <w:tcW w:type="dxa" w:w="2160"/>
+          </w:tcPr>
+          <w:p>
+            <w:r>
+              <w:t>待认领</w:t>
+            </w:r>
+          </w:p>
+        </w:tc>
+      </w:tr>
+      <w:tr>
+        <w:tc>
+          <w:tcPr>
+            <w:tcW w:type="dxa" w:w="2160"/>
+          </w:tcPr>
+          <w:p>
+            <w:r>
+              <w:t>rules_horror 规则怪谈</w:t>
+            </w:r>
+          </w:p>
+        </w:tc>
+        <w:tc>
+          <w:tcPr>
+            <w:tcW w:type="dxa" w:w="2160"/>
+          </w:tcPr>
+          <w:p>
+            <w:r>
+              <w:t>测试场景（底座验证用）</w:t>
+            </w:r>
+          </w:p>
+        </w:tc>
+        <w:tc>
+          <w:tcPr>
+            <w:tcW w:type="dxa" w:w="2160"/>
+          </w:tcPr>
+          <w:p>
+            <w:r>
+              <w:t>框架稳定性测试：6 局</w:t>
+            </w:r>
+          </w:p>
+        </w:tc>
+        <w:tc>
+          <w:tcPr>
+            <w:tcW w:type="dxa" w:w="2160"/>
+          </w:tcPr>
+          <w:p>
+            <w:r>
+              <w:t>待认领</w:t>
+            </w:r>
+          </w:p>
+        </w:tc>
+      </w:tr>
+      <w:tr>
+        <w:tc>
+          <w:tcPr>
+            <w:tcW w:type="dxa" w:w="2160"/>
+          </w:tcPr>
+          <w:p>
+            <w:r>
+              <w:t>werewolf 狼人杀</w:t>
+            </w:r>
+          </w:p>
+        </w:tc>
+        <w:tc>
+          <w:tcPr>
+            <w:tcW w:type="dxa" w:w="2160"/>
+          </w:tcPr>
+          <w:p>
+            <w:r>
+              <w:t>测试场景（底座验证用）</w:t>
+            </w:r>
+          </w:p>
+        </w:tc>
+        <w:tc>
+          <w:tcPr>
+            <w:tcW w:type="dxa" w:w="2160"/>
+          </w:tcPr>
+          <w:p>
+            <w:r>
+              <w:t>插件完整，真模型批次未跑</w:t>
+            </w:r>
+          </w:p>
+        </w:tc>
+        <w:tc>
+          <w:tcPr>
+            <w:tcW w:type="dxa" w:w="2160"/>
+          </w:tcPr>
+          <w:p>
+            <w:r>
+              <w:t>待认领</w:t>
+            </w:r>
+          </w:p>
+        </w:tc>
+      </w:tr>
+      <w:tr>
+        <w:tc>
+          <w:tcPr>
+            <w:tcW w:type="dxa" w:w="2160"/>
+          </w:tcPr>
+          <w:p>
+            <w:r>
+              <w:t>discussion 圆桌讨论</w:t>
+            </w:r>
+          </w:p>
+        </w:tc>
+        <w:tc>
+          <w:tcPr>
+            <w:tcW w:type="dxa" w:w="2160"/>
+          </w:tcPr>
+          <w:p>
+            <w:r>
+              <w:t>基座自检</w:t>
+            </w:r>
+          </w:p>
+        </w:tc>
+        <w:tc>
+          <w:tcPr>
+            <w:tcW w:type="dxa" w:w="2160"/>
+          </w:tcPr>
+          <w:p>
+            <w:r>
+              <w:t>已完成</w:t>
+            </w:r>
+          </w:p>
+        </w:tc>
+        <w:tc>
+          <w:tcPr>
+            <w:tcW w:type="dxa" w:w="2160"/>
+          </w:tcPr>
+          <w:p>
+            <w:r>
+              <w:t>无需认领</w:t>
+            </w:r>
+          </w:p>
+        </w:tc>
+      </w:tr>
+      <w:tr>
+        <w:tc>
+          <w:tcPr>
+            <w:tcW w:type="dxa" w:w="2160"/>
+          </w:tcPr>
+          <w:p>
+            <w:r>
+              <w:t>（任意新增场景）</w:t>
+            </w:r>
+          </w:p>
+        </w:tc>
+        <w:tc>
+          <w:tcPr>
+            <w:tcW w:type="dxa" w:w="2160"/>
+          </w:tcPr>
+          <w:p>
+            <w:r>
+              <w:t>由成员自选</w:t>
+            </w:r>
+          </w:p>
+        </w:tc>
+        <w:tc>
+          <w:tcPr>
+            <w:tcW w:type="dxa" w:w="2160"/>
+          </w:tcPr>
+          <w:p>
+            <w:r>
+              <w:t>按插件协议接入即可</w:t>
+            </w:r>
+          </w:p>
+        </w:tc>
+        <w:tc>
+          <w:tcPr>
+            <w:tcW w:type="dxa" w:w="2160"/>
+          </w:tcPr>
+          <w:p>
+            <w:r>
+              <w:t>任何人可认领</w:t>
+            </w:r>
+          </w:p>
+        </w:tc>
+      </w:tr>
+    </w:tbl>
+    <w:p>
+      <w:r>
+        <w:rPr>
+          <w:b/>
+        </w:rPr>
+        <w:t>新增场景的四步（不改基座、不改分工表）：</w:t>
+      </w:r>
+    </w:p>
+    <w:p>
+      <w:r>
+        <w:t>1) 新建 plugins/&lt;id&gt;/plugin.py 与 plugin.yaml，实现 system_text / facts / validate / setup / run / metrics / outcome；</w:t>
+      </w:r>
+    </w:p>
+    <w:p>
+      <w:r>
+        <w:t>2) 在 scenarios/ 下写该场景的参数文件（字段随场景自定）；</w:t>
+      </w:r>
+    </w:p>
+    <w:p>
+      <w:r>
+        <w:t>3) 在 run_experiment.py 的 PLANS 里加一个预设（场景文件 + 条件 sweep）；</w:t>
+      </w:r>
+    </w:p>
+    <w:p>
+      <w:r>
+        <w:t>4) 跑 1–2 局冒烟 → 交底座验收（能跑、指标可算、日志可回放）→ 认领人产出场景报告。</w:t>
+      </w:r>
+    </w:p>
     <w:p>
       <w:pPr>
         <w:pStyle w:val="4"/>
@@ -5720,7 +6021,7 @@
     </w:p>
     <w:p>
       <w:r>
-        <w:t>**实测结构：token 的大头是「开发对话」，不是「实验运行」。**本轮基座开发对话已消耗约 627M token，而 126 局实验仅 2.56M token，相差约 245 倍。因此预算应按「开发为主、实验为辅」估算，而不是按「每次调用 10 万 token」推算。</w:t>
+        <w:t>实测结构：token 的大头是「开发对话」，不是「实验运行」。本轮基座开发对话已消耗约 627M token，而 126 局实验仅 2.56M token，相差约 245 倍。因此预算应按「开发为主、实验为辅」估算，而不是按「每次调用 10 万 token」推算。</w:t>
       </w:r>
     </w:p>
     <w:tbl>

--- a/docs/硅基文明_方案_v2.docx
+++ b/docs/硅基文明_方案_v2.docx
@@ -5437,7 +5437,7 @@
     </w:p>
     <w:p>
       <w:r>
-        <w:t>分工按职能划分，不按场景划分：既要保证当前测试场景有人负责，也要保证随时能追加新场景、随时能换人。底座提供「插件协议 + 实验装置」，场景 owner 只写配置、跑批次、写报告，不改基座代码。</w:t>
+        <w:t>分工用两条轴：长期职能（谁擅长什么，稳定）+ 当前场景责任（谁现在对哪个场景负责，可轮换）。每名队员都有一项职能，并至少负责一个当前场景；底座只提供协议与装置，不替场景做结论。</w:t>
       </w:r>
     </w:p>
     <w:p>
@@ -5600,7 +5600,7 @@
           </w:tcPr>
           <w:p>
             <w:r>
-              <w:t>场景接入（插件开发）</w:t>
+              <w:t>场景接入支持（插件开发）</w:t>
             </w:r>
           </w:p>
         </w:tc>
@@ -5610,7 +5610,7 @@
           </w:tcPr>
           <w:p>
             <w:r>
-              <w:t>按插件协议接入自选场景（不限现有三个）；保证其可运行并产出场景报告</w:t>
+              <w:t>帮助其他成员把自己想做的场景接进来（写插件、过验收）；自己同时担任一个试点场景的 owner</w:t>
             </w:r>
           </w:p>
         </w:tc>
@@ -5712,10 +5712,7 @@
     </w:tbl>
     <w:p>
       <w:r>
-        <w:rPr>
-          <w:b/>
-        </w:rPr>
-        <w:t>场景认领（可空缺、可更换；新增场景不占名额）：</w:t>
+        <w:t>场景责任（当前试点，可轮换、可追加；每个场景至少 1 名 owner + 1 名职能支持）：</w:t>
       </w:r>
     </w:p>
     <w:tbl>
@@ -5725,15 +5722,16 @@
         <w:tblLook w:firstColumn="1" w:firstRow="1" w:lastColumn="0" w:lastRow="0" w:noHBand="0" w:noVBand="1" w:val="04A0"/>
       </w:tblPr>
       <w:tblGrid>
-        <w:gridCol w:w="2160"/>
-        <w:gridCol w:w="2160"/>
-        <w:gridCol w:w="2160"/>
-        <w:gridCol w:w="2160"/>
+        <w:gridCol w:w="1728"/>
+        <w:gridCol w:w="1728"/>
+        <w:gridCol w:w="1728"/>
+        <w:gridCol w:w="1728"/>
+        <w:gridCol w:w="1728"/>
       </w:tblGrid>
       <w:tr>
         <w:tc>
           <w:tcPr>
-            <w:tcW w:type="dxa" w:w="2160"/>
+            <w:tcW w:type="dxa" w:w="1728"/>
           </w:tcPr>
           <w:p>
             <w:r>
@@ -5743,7 +5741,7 @@
         </w:tc>
         <w:tc>
           <w:tcPr>
-            <w:tcW w:type="dxa" w:w="2160"/>
+            <w:tcW w:type="dxa" w:w="1728"/>
           </w:tcPr>
           <w:p>
             <w:r>
@@ -5753,21 +5751,31 @@
         </w:tc>
         <w:tc>
           <w:tcPr>
-            <w:tcW w:type="dxa" w:w="2160"/>
+            <w:tcW w:type="dxa" w:w="1728"/>
+          </w:tcPr>
+          <w:p>
+            <w:r>
+              <w:t>场景 owner</w:t>
+            </w:r>
+          </w:p>
+        </w:tc>
+        <w:tc>
+          <w:tcPr>
+            <w:tcW w:type="dxa" w:w="1728"/>
+          </w:tcPr>
+          <w:p>
+            <w:r>
+              <w:t>职能支持</w:t>
+            </w:r>
+          </w:p>
+        </w:tc>
+        <w:tc>
+          <w:tcPr>
+            <w:tcW w:type="dxa" w:w="1728"/>
           </w:tcPr>
           <w:p>
             <w:r>
               <w:t>当前状态</w:t>
-            </w:r>
-          </w:p>
-        </w:tc>
-        <w:tc>
-          <w:tcPr>
-            <w:tcW w:type="dxa" w:w="2160"/>
-          </w:tcPr>
-          <w:p>
-            <w:r>
-              <w:t>认领人</w:t>
             </w:r>
           </w:p>
         </w:tc>
@@ -5775,7 +5783,7 @@
       <w:tr>
         <w:tc>
           <w:tcPr>
-            <w:tcW w:type="dxa" w:w="2160"/>
+            <w:tcW w:type="dxa" w:w="1728"/>
           </w:tcPr>
           <w:p>
             <w:r>
@@ -5785,31 +5793,41 @@
         </w:tc>
         <w:tc>
           <w:tcPr>
-            <w:tcW w:type="dxa" w:w="2160"/>
-          </w:tcPr>
-          <w:p>
-            <w:r>
-              <w:t>测试场景（底座验证用）</w:t>
-            </w:r>
-          </w:p>
-        </w:tc>
-        <w:tc>
-          <w:tcPr>
-            <w:tcW w:type="dxa" w:w="2160"/>
-          </w:tcPr>
-          <w:p>
-            <w:r>
-              <w:t>框架稳定性测试：120 局</w:t>
-            </w:r>
-          </w:p>
-        </w:tc>
-        <w:tc>
-          <w:tcPr>
-            <w:tcW w:type="dxa" w:w="2160"/>
-          </w:tcPr>
-          <w:p>
-            <w:r>
-              <w:t>待认领</w:t>
+            <w:tcW w:type="dxa" w:w="1728"/>
+          </w:tcPr>
+          <w:p>
+            <w:r>
+              <w:t>测试场景（验证底座）</w:t>
+            </w:r>
+          </w:p>
+        </w:tc>
+        <w:tc>
+          <w:tcPr>
+            <w:tcW w:type="dxa" w:w="1728"/>
+          </w:tcPr>
+          <w:p>
+            <w:r>
+              <w:t>梁俊灏</w:t>
+            </w:r>
+          </w:p>
+        </w:tc>
+        <w:tc>
+          <w:tcPr>
+            <w:tcW w:type="dxa" w:w="1728"/>
+          </w:tcPr>
+          <w:p>
+            <w:r>
+              <w:t>唐添烨（指标与统计）</w:t>
+            </w:r>
+          </w:p>
+        </w:tc>
+        <w:tc>
+          <w:tcPr>
+            <w:tcW w:type="dxa" w:w="1728"/>
+          </w:tcPr>
+          <w:p>
+            <w:r>
+              <w:t>框架稳定性测试已完成 120 局；owner 接手后补 C0–C3 条件</w:t>
             </w:r>
           </w:p>
         </w:tc>
@@ -5817,7 +5835,7 @@
       <w:tr>
         <w:tc>
           <w:tcPr>
-            <w:tcW w:type="dxa" w:w="2160"/>
+            <w:tcW w:type="dxa" w:w="1728"/>
           </w:tcPr>
           <w:p>
             <w:r>
@@ -5827,31 +5845,41 @@
         </w:tc>
         <w:tc>
           <w:tcPr>
-            <w:tcW w:type="dxa" w:w="2160"/>
-          </w:tcPr>
-          <w:p>
-            <w:r>
-              <w:t>测试场景（底座验证用）</w:t>
-            </w:r>
-          </w:p>
-        </w:tc>
-        <w:tc>
-          <w:tcPr>
-            <w:tcW w:type="dxa" w:w="2160"/>
-          </w:tcPr>
-          <w:p>
-            <w:r>
-              <w:t>框架稳定性测试：6 局</w:t>
-            </w:r>
-          </w:p>
-        </w:tc>
-        <w:tc>
-          <w:tcPr>
-            <w:tcW w:type="dxa" w:w="2160"/>
-          </w:tcPr>
-          <w:p>
-            <w:r>
-              <w:t>待认领</w:t>
+            <w:tcW w:type="dxa" w:w="1728"/>
+          </w:tcPr>
+          <w:p>
+            <w:r>
+              <w:t>测试场景（验证底座）</w:t>
+            </w:r>
+          </w:p>
+        </w:tc>
+        <w:tc>
+          <w:tcPr>
+            <w:tcW w:type="dxa" w:w="1728"/>
+          </w:tcPr>
+          <w:p>
+            <w:r>
+              <w:t>唐添烨</w:t>
+            </w:r>
+          </w:p>
+        </w:tc>
+        <w:tc>
+          <w:tcPr>
+            <w:tcW w:type="dxa" w:w="1728"/>
+          </w:tcPr>
+          <w:p>
+            <w:r>
+              <w:t>王子钊（展示与回放）</w:t>
+            </w:r>
+          </w:p>
+        </w:tc>
+        <w:tc>
+          <w:tcPr>
+            <w:tcW w:type="dxa" w:w="1728"/>
+          </w:tcPr>
+          <w:p>
+            <w:r>
+              <w:t>框架稳定性测试已完成 6 局；owner 接手后扩样并设计更难的条文</w:t>
             </w:r>
           </w:p>
         </w:tc>
@@ -5859,7 +5887,7 @@
       <w:tr>
         <w:tc>
           <w:tcPr>
-            <w:tcW w:type="dxa" w:w="2160"/>
+            <w:tcW w:type="dxa" w:w="1728"/>
           </w:tcPr>
           <w:p>
             <w:r>
@@ -5869,31 +5897,41 @@
         </w:tc>
         <w:tc>
           <w:tcPr>
-            <w:tcW w:type="dxa" w:w="2160"/>
-          </w:tcPr>
-          <w:p>
-            <w:r>
-              <w:t>测试场景（底座验证用）</w:t>
-            </w:r>
-          </w:p>
-        </w:tc>
-        <w:tc>
-          <w:tcPr>
-            <w:tcW w:type="dxa" w:w="2160"/>
-          </w:tcPr>
-          <w:p>
-            <w:r>
-              <w:t>插件完整，真模型批次未跑</w:t>
-            </w:r>
-          </w:p>
-        </w:tc>
-        <w:tc>
-          <w:tcPr>
-            <w:tcW w:type="dxa" w:w="2160"/>
-          </w:tcPr>
-          <w:p>
-            <w:r>
-              <w:t>待认领</w:t>
+            <w:tcW w:type="dxa" w:w="1728"/>
+          </w:tcPr>
+          <w:p>
+            <w:r>
+              <w:t>测试场景（验证底座）</w:t>
+            </w:r>
+          </w:p>
+        </w:tc>
+        <w:tc>
+          <w:tcPr>
+            <w:tcW w:type="dxa" w:w="1728"/>
+          </w:tcPr>
+          <w:p>
+            <w:r>
+              <w:t>王子钊</w:t>
+            </w:r>
+          </w:p>
+        </w:tc>
+        <w:tc>
+          <w:tcPr>
+            <w:tcW w:type="dxa" w:w="1728"/>
+          </w:tcPr>
+          <w:p>
+            <w:r>
+              <w:t>梁俊灏（规则与插件）</w:t>
+            </w:r>
+          </w:p>
+        </w:tc>
+        <w:tc>
+          <w:tcPr>
+            <w:tcW w:type="dxa" w:w="1728"/>
+          </w:tcPr>
+          <w:p>
+            <w:r>
+              <w:t>插件完整、未跑真模型；owner 接手后跑首批并出场景报告</w:t>
             </w:r>
           </w:p>
         </w:tc>
@@ -5901,7 +5939,7 @@
       <w:tr>
         <w:tc>
           <w:tcPr>
-            <w:tcW w:type="dxa" w:w="2160"/>
+            <w:tcW w:type="dxa" w:w="1728"/>
           </w:tcPr>
           <w:p>
             <w:r>
@@ -5911,7 +5949,7 @@
         </w:tc>
         <w:tc>
           <w:tcPr>
-            <w:tcW w:type="dxa" w:w="2160"/>
+            <w:tcW w:type="dxa" w:w="1728"/>
           </w:tcPr>
           <w:p>
             <w:r>
@@ -5921,21 +5959,31 @@
         </w:tc>
         <w:tc>
           <w:tcPr>
-            <w:tcW w:type="dxa" w:w="2160"/>
-          </w:tcPr>
-          <w:p>
-            <w:r>
-              <w:t>已完成</w:t>
-            </w:r>
-          </w:p>
-        </w:tc>
-        <w:tc>
-          <w:tcPr>
-            <w:tcW w:type="dxa" w:w="2160"/>
-          </w:tcPr>
-          <w:p>
-            <w:r>
-              <w:t>无需认领</w:t>
+            <w:tcW w:type="dxa" w:w="1728"/>
+          </w:tcPr>
+          <w:p>
+            <w:r>
+              <w:t>蔡朝彬（兼）</w:t>
+            </w:r>
+          </w:p>
+        </w:tc>
+        <w:tc>
+          <w:tcPr>
+            <w:tcW w:type="dxa" w:w="1728"/>
+          </w:tcPr>
+          <w:p>
+            <w:r>
+              <w:t>—</w:t>
+            </w:r>
+          </w:p>
+        </w:tc>
+        <w:tc>
+          <w:tcPr>
+            <w:tcW w:type="dxa" w:w="1728"/>
+          </w:tcPr>
+          <w:p>
+            <w:r>
+              <w:t>已完成，不需要单独报告</w:t>
             </w:r>
           </w:p>
         </w:tc>
@@ -5943,17 +5991,17 @@
       <w:tr>
         <w:tc>
           <w:tcPr>
-            <w:tcW w:type="dxa" w:w="2160"/>
-          </w:tcPr>
-          <w:p>
-            <w:r>
-              <w:t>（任意新增场景）</w:t>
-            </w:r>
-          </w:p>
-        </w:tc>
-        <w:tc>
-          <w:tcPr>
-            <w:tcW w:type="dxa" w:w="2160"/>
+            <w:tcW w:type="dxa" w:w="1728"/>
+          </w:tcPr>
+          <w:p>
+            <w:r>
+              <w:t>（后续新增场景）</w:t>
+            </w:r>
+          </w:p>
+        </w:tc>
+        <w:tc>
+          <w:tcPr>
+            <w:tcW w:type="dxa" w:w="1728"/>
           </w:tcPr>
           <w:p>
             <w:r>
@@ -5963,26 +6011,51 @@
         </w:tc>
         <w:tc>
           <w:tcPr>
-            <w:tcW w:type="dxa" w:w="2160"/>
-          </w:tcPr>
-          <w:p>
-            <w:r>
-              <w:t>按插件协议接入即可</w:t>
-            </w:r>
-          </w:p>
-        </w:tc>
-        <w:tc>
-          <w:tcPr>
-            <w:tcW w:type="dxa" w:w="2160"/>
-          </w:tcPr>
-          <w:p>
-            <w:r>
-              <w:t>任何人可认领</w:t>
+            <w:tcW w:type="dxa" w:w="1728"/>
+          </w:tcPr>
+          <w:p>
+            <w:r>
+              <w:t>任何人认领（可空缺）</w:t>
+            </w:r>
+          </w:p>
+        </w:tc>
+        <w:tc>
+          <w:tcPr>
+            <w:tcW w:type="dxa" w:w="1728"/>
+          </w:tcPr>
+          <w:p>
+            <w:r>
+              <w:t>按需指定</w:t>
+            </w:r>
+          </w:p>
+        </w:tc>
+        <w:tc>
+          <w:tcPr>
+            <w:tcW w:type="dxa" w:w="1728"/>
+          </w:tcPr>
+          <w:p>
+            <w:r>
+              <w:t>照四步接入即可；无 owner 时底座只维持可运行，不产出场景报告</w:t>
             </w:r>
           </w:p>
         </w:tc>
       </w:tr>
     </w:tbl>
+    <w:p>
+      <w:r>
+        <w:t>规则一：每个场景至少有一名 owner，owner 对该场景的配置、跑批与报告负责；同时至少配一名职能支持，避免单点。</w:t>
+      </w:r>
+    </w:p>
+    <w:p>
+      <w:r>
+        <w:t>规则二：owner 可更换、可新增场景、也可以两人共同认领；换人只需改本表，不影响代码与其他人的进度。</w:t>
+      </w:r>
+    </w:p>
+    <w:p>
+      <w:r>
+        <w:t>规则三：一个场景若长期没有 owner，底座只保证它能跑（冒烟级），不产出场景结论——这是有意的取舍，避免无人负责却挂着结论。</w:t>
+      </w:r>
+    </w:p>
     <w:p>
       <w:r>
         <w:rPr>

--- a/docs/硅基文明_方案_v2.docx
+++ b/docs/硅基文明_方案_v2.docx
@@ -5437,7 +5437,7 @@
     </w:p>
     <w:p>
       <w:r>
-        <w:t>分工用两条轴：长期职能（谁擅长什么，稳定）+ 当前场景责任（谁现在对哪个场景负责，可轮换）。每名队员都有一项职能，并至少负责一个当前场景；底座只提供协议与装置，不替场景做结论。</w:t>
+        <w:t>分工用两条轴：长期职能（谁擅长什么，稳定）+ 当前场景责任（谁现在对哪个场景负责，可轮换）。每名队员有一项长期职能；场景由 owner 认领，插件总舵只做评审与规范、不背具体场景；底座只提供协议与装置，不替场景做结论。</w:t>
       </w:r>
     </w:p>
     <w:p>
@@ -5600,7 +5600,7 @@
           </w:tcPr>
           <w:p>
             <w:r>
-              <w:t>场景接入支持（插件开发）</w:t>
+              <w:t>插件总舵（插件协议与评审）</w:t>
             </w:r>
           </w:p>
         </w:tc>
@@ -5610,7 +5610,7 @@
           </w:tcPr>
           <w:p>
             <w:r>
-              <w:t>帮助其他成员把自己想做的场景接进来（写插件、过验收）；自己同时担任一个试点场景的 owner</w:t>
+              <w:t>定义并维护插件协议与验收标准；评审所有场景插件；帮队员把自己想做的场景接进来；不单独背某个场景的报告</w:t>
             </w:r>
           </w:p>
         </w:tc>
@@ -5620,7 +5620,7 @@
           </w:tcPr>
           <w:p>
             <w:r>
-              <w:t>新场景插件 + 场景报告</w:t>
+              <w:t>插件协议、插件评审记录、接入支持</w:t>
             </w:r>
           </w:p>
         </w:tc>
@@ -5807,7 +5807,7 @@
           </w:tcPr>
           <w:p>
             <w:r>
-              <w:t>梁俊灏</w:t>
+              <w:t>唐添烨</w:t>
             </w:r>
           </w:p>
         </w:tc>
@@ -5817,7 +5817,7 @@
           </w:tcPr>
           <w:p>
             <w:r>
-              <w:t>唐添烨（指标与统计）</w:t>
+              <w:t>蔡朝彬（快速冒烟）</w:t>
             </w:r>
           </w:p>
         </w:tc>
@@ -5859,7 +5859,7 @@
           </w:tcPr>
           <w:p>
             <w:r>
-              <w:t>唐添烨</w:t>
+              <w:t>王子钊</w:t>
             </w:r>
           </w:p>
         </w:tc>
@@ -5869,7 +5869,7 @@
           </w:tcPr>
           <w:p>
             <w:r>
-              <w:t>王子钊（展示与回放）</w:t>
+              <w:t>唐添烨（指标口径）</w:t>
             </w:r>
           </w:p>
         </w:tc>
@@ -5911,7 +5911,7 @@
           </w:tcPr>
           <w:p>
             <w:r>
-              <w:t>王子钊</w:t>
+              <w:t>从文榜</w:t>
             </w:r>
           </w:p>
         </w:tc>
@@ -5921,7 +5921,7 @@
           </w:tcPr>
           <w:p>
             <w:r>
-              <w:t>梁俊灏（规则与插件）</w:t>
+              <w:t>唐添烨（数据）</w:t>
             </w:r>
           </w:p>
         </w:tc>
@@ -6041,6 +6041,14 @@
         </w:tc>
       </w:tr>
     </w:tbl>
+    <w:p>
+      <w:r>
+        <w:rPr>
+          <w:i/>
+        </w:rPr>
+        <w:t>所有场景的插件实现由梁俊灏（插件总舵）统一评审后合入；他只是评审与规范，不承担某个场景的跑批与报告。</w:t>
+      </w:r>
+    </w:p>
     <w:p>
       <w:r>
         <w:t>规则一：每个场景至少有一名 owner，owner 对该场景的配置、跑批与报告负责；同时至少配一名职能支持，避免单点。</w:t>

--- a/docs/硅基文明_方案_v2.docx
+++ b/docs/硅基文明_方案_v2.docx
@@ -32,26 +32,11 @@
       </w:r>
     </w:p>
     <w:p>
-      <w:r>
-        <w:fldChar w:fldCharType="begin"/>
-      </w:r>
-      <w:r>
-        <w:instrText xml:space="preserve">TOC \o "1-2" \h \z \u</w:instrText>
-      </w:r>
-      <w:r>
-        <w:fldChar w:fldCharType="separate"/>
-      </w:r>
-      <w:r>
-        <w:t>（此处为目录域：在 Word 里全选后按 F9 或右键“更新域”即可生成）</w:t>
-      </w:r>
-      <w:r>
-        <w:fldChar w:fldCharType="end"/>
-      </w:r>
-    </w:p>
-    <w:p>
       <w:pPr>
         <w:pStyle w:val="4"/>
       </w:pPr>
+      <w:bookmarkStart w:id="0" w:name="_GoBack"/>
+      <w:bookmarkEnd w:id="0"/>
       <w:r>
         <w:t>一、项目主体与摘要（What）</w:t>
       </w:r>
@@ -132,6 +117,12 @@
             <w:insideH w:val="single" w:color="auto" w:sz="4" w:space="0"/>
             <w:insideV w:val="single" w:color="auto" w:sz="4" w:space="0"/>
           </w:tblBorders>
+          <w:tblCellMar>
+            <w:top w:w="0" w:type="dxa"/>
+            <w:left w:w="108" w:type="dxa"/>
+            <w:bottom w:w="0" w:type="dxa"/>
+            <w:right w:w="108" w:type="dxa"/>
+          </w:tblCellMar>
         </w:tblPrEx>
         <w:tc>
           <w:tcPr>
@@ -2618,6 +2609,12 @@
             <w:insideH w:val="single" w:color="auto" w:sz="4" w:space="0"/>
             <w:insideV w:val="single" w:color="auto" w:sz="4" w:space="0"/>
           </w:tblBorders>
+          <w:tblCellMar>
+            <w:top w:w="0" w:type="dxa"/>
+            <w:left w:w="108" w:type="dxa"/>
+            <w:bottom w:w="0" w:type="dxa"/>
+            <w:right w:w="108" w:type="dxa"/>
+          </w:tblCellMar>
         </w:tblPrEx>
         <w:tc>
           <w:tcPr>
@@ -3335,738 +3332,6 @@
       </w:r>
       <w:r>
         <w:t>；每局 6 轮、6 座位。</w:t>
-      </w:r>
-    </w:p>
-    <w:tbl>
-      <w:tblPr>
-        <w:tblStyle w:val="33"/>
-        <w:tblW w:w="0" w:type="auto"/>
-        <w:tblInd w:w="0" w:type="dxa"/>
-        <w:tblBorders>
-          <w:top w:val="single" w:color="auto" w:sz="4" w:space="0"/>
-          <w:left w:val="single" w:color="auto" w:sz="4" w:space="0"/>
-          <w:bottom w:val="single" w:color="auto" w:sz="4" w:space="0"/>
-          <w:right w:val="single" w:color="auto" w:sz="4" w:space="0"/>
-          <w:insideH w:val="single" w:color="auto" w:sz="4" w:space="0"/>
-          <w:insideV w:val="single" w:color="auto" w:sz="4" w:space="0"/>
-        </w:tblBorders>
-        <w:tblLayout w:type="autofit"/>
-        <w:tblCellMar>
-          <w:top w:w="0" w:type="dxa"/>
-          <w:left w:w="108" w:type="dxa"/>
-          <w:bottom w:w="0" w:type="dxa"/>
-          <w:right w:w="108" w:type="dxa"/>
-        </w:tblCellMar>
-      </w:tblPr>
-      <w:tblGrid>
-        <w:gridCol w:w="1728"/>
-        <w:gridCol w:w="1728"/>
-        <w:gridCol w:w="1728"/>
-        <w:gridCol w:w="1728"/>
-        <w:gridCol w:w="1728"/>
-      </w:tblGrid>
-      <w:tr>
-        <w:tblPrEx>
-          <w:tblBorders>
-            <w:top w:val="single" w:color="auto" w:sz="4" w:space="0"/>
-            <w:left w:val="single" w:color="auto" w:sz="4" w:space="0"/>
-            <w:bottom w:val="single" w:color="auto" w:sz="4" w:space="0"/>
-            <w:right w:val="single" w:color="auto" w:sz="4" w:space="0"/>
-            <w:insideH w:val="single" w:color="auto" w:sz="4" w:space="0"/>
-            <w:insideV w:val="single" w:color="auto" w:sz="4" w:space="0"/>
-          </w:tblBorders>
-        </w:tblPrEx>
-        <w:tc>
-          <w:tcPr>
-            <w:tcW w:w="1728" w:type="dxa"/>
-          </w:tcPr>
-          <w:p>
-            <w:pPr>
-              <w:spacing w:after="0" w:line="240" w:lineRule="auto"/>
-            </w:pPr>
-            <w:r>
-              <w:t>条件</w:t>
-            </w:r>
-          </w:p>
-        </w:tc>
-        <w:tc>
-          <w:tcPr>
-            <w:tcW w:w="1728" w:type="dxa"/>
-          </w:tcPr>
-          <w:p>
-            <w:pPr>
-              <w:spacing w:after="0" w:line="240" w:lineRule="auto"/>
-            </w:pPr>
-            <w:r>
-              <w:t>n</w:t>
-            </w:r>
-          </w:p>
-        </w:tc>
-        <w:tc>
-          <w:tcPr>
-            <w:tcW w:w="1728" w:type="dxa"/>
-          </w:tcPr>
-          <w:p>
-            <w:pPr>
-              <w:spacing w:after="0" w:line="240" w:lineRule="auto"/>
-            </w:pPr>
-            <w:r>
-              <w:t>合作率（均值±95%CI）</w:t>
-            </w:r>
-          </w:p>
-        </w:tc>
-        <w:tc>
-          <w:tcPr>
-            <w:tcW w:w="1728" w:type="dxa"/>
-          </w:tcPr>
-          <w:p>
-            <w:pPr>
-              <w:spacing w:after="0" w:line="240" w:lineRule="auto"/>
-            </w:pPr>
-            <w:r>
-              <w:t>基尼</w:t>
-            </w:r>
-          </w:p>
-        </w:tc>
-        <w:tc>
-          <w:tcPr>
-            <w:tcW w:w="1728" w:type="dxa"/>
-          </w:tcPr>
-          <w:p>
-            <w:pPr>
-              <w:spacing w:after="0" w:line="240" w:lineRule="auto"/>
-            </w:pPr>
-            <w:r>
-              <w:t>崩溃</w:t>
-            </w:r>
-          </w:p>
-        </w:tc>
-      </w:tr>
-      <w:tr>
-        <w:tblPrEx>
-          <w:tblBorders>
-            <w:top w:val="single" w:color="auto" w:sz="4" w:space="0"/>
-            <w:left w:val="single" w:color="auto" w:sz="4" w:space="0"/>
-            <w:bottom w:val="single" w:color="auto" w:sz="4" w:space="0"/>
-            <w:right w:val="single" w:color="auto" w:sz="4" w:space="0"/>
-            <w:insideH w:val="single" w:color="auto" w:sz="4" w:space="0"/>
-            <w:insideV w:val="single" w:color="auto" w:sz="4" w:space="0"/>
-          </w:tblBorders>
-          <w:tblCellMar>
-            <w:top w:w="0" w:type="dxa"/>
-            <w:left w:w="108" w:type="dxa"/>
-            <w:bottom w:w="0" w:type="dxa"/>
-            <w:right w:w="108" w:type="dxa"/>
-          </w:tblCellMar>
-        </w:tblPrEx>
-        <w:tc>
-          <w:tcPr>
-            <w:tcW w:w="1728" w:type="dxa"/>
-          </w:tcPr>
-          <w:p>
-            <w:pPr>
-              <w:spacing w:after="0" w:line="240" w:lineRule="auto"/>
-            </w:pPr>
-            <w:r>
-              <w:t>ρ=0.02 沟通关</w:t>
-            </w:r>
-          </w:p>
-        </w:tc>
-        <w:tc>
-          <w:tcPr>
-            <w:tcW w:w="1728" w:type="dxa"/>
-          </w:tcPr>
-          <w:p>
-            <w:pPr>
-              <w:spacing w:after="0" w:line="240" w:lineRule="auto"/>
-            </w:pPr>
-            <w:r>
-              <w:t>20</w:t>
-            </w:r>
-          </w:p>
-        </w:tc>
-        <w:tc>
-          <w:tcPr>
-            <w:tcW w:w="1728" w:type="dxa"/>
-          </w:tcPr>
-          <w:p>
-            <w:pPr>
-              <w:spacing w:after="0" w:line="240" w:lineRule="auto"/>
-            </w:pPr>
-            <w:r>
-              <w:t>0.954 ± 0.022</w:t>
-            </w:r>
-          </w:p>
-        </w:tc>
-        <w:tc>
-          <w:tcPr>
-            <w:tcW w:w="1728" w:type="dxa"/>
-          </w:tcPr>
-          <w:p>
-            <w:pPr>
-              <w:spacing w:after="0" w:line="240" w:lineRule="auto"/>
-            </w:pPr>
-            <w:r>
-              <w:t>0.077</w:t>
-            </w:r>
-          </w:p>
-        </w:tc>
-        <w:tc>
-          <w:tcPr>
-            <w:tcW w:w="1728" w:type="dxa"/>
-          </w:tcPr>
-          <w:p>
-            <w:pPr>
-              <w:spacing w:after="0" w:line="240" w:lineRule="auto"/>
-            </w:pPr>
-            <w:r>
-              <w:t>0</w:t>
-            </w:r>
-          </w:p>
-        </w:tc>
-      </w:tr>
-      <w:tr>
-        <w:tblPrEx>
-          <w:tblBorders>
-            <w:top w:val="single" w:color="auto" w:sz="4" w:space="0"/>
-            <w:left w:val="single" w:color="auto" w:sz="4" w:space="0"/>
-            <w:bottom w:val="single" w:color="auto" w:sz="4" w:space="0"/>
-            <w:right w:val="single" w:color="auto" w:sz="4" w:space="0"/>
-            <w:insideH w:val="single" w:color="auto" w:sz="4" w:space="0"/>
-            <w:insideV w:val="single" w:color="auto" w:sz="4" w:space="0"/>
-          </w:tblBorders>
-          <w:tblCellMar>
-            <w:top w:w="0" w:type="dxa"/>
-            <w:left w:w="108" w:type="dxa"/>
-            <w:bottom w:w="0" w:type="dxa"/>
-            <w:right w:w="108" w:type="dxa"/>
-          </w:tblCellMar>
-        </w:tblPrEx>
-        <w:tc>
-          <w:tcPr>
-            <w:tcW w:w="1728" w:type="dxa"/>
-          </w:tcPr>
-          <w:p>
-            <w:pPr>
-              <w:spacing w:after="0" w:line="240" w:lineRule="auto"/>
-            </w:pPr>
-            <w:r>
-              <w:t>ρ=0.02 沟通开</w:t>
-            </w:r>
-          </w:p>
-        </w:tc>
-        <w:tc>
-          <w:tcPr>
-            <w:tcW w:w="1728" w:type="dxa"/>
-          </w:tcPr>
-          <w:p>
-            <w:pPr>
-              <w:spacing w:after="0" w:line="240" w:lineRule="auto"/>
-            </w:pPr>
-            <w:r>
-              <w:t>20</w:t>
-            </w:r>
-          </w:p>
-        </w:tc>
-        <w:tc>
-          <w:tcPr>
-            <w:tcW w:w="1728" w:type="dxa"/>
-          </w:tcPr>
-          <w:p>
-            <w:pPr>
-              <w:spacing w:after="0" w:line="240" w:lineRule="auto"/>
-            </w:pPr>
-            <w:r>
-              <w:t>0.981 ± 0.021</w:t>
-            </w:r>
-          </w:p>
-        </w:tc>
-        <w:tc>
-          <w:tcPr>
-            <w:tcW w:w="1728" w:type="dxa"/>
-          </w:tcPr>
-          <w:p>
-            <w:pPr>
-              <w:spacing w:after="0" w:line="240" w:lineRule="auto"/>
-            </w:pPr>
-            <w:r>
-              <w:t>0.073</w:t>
-            </w:r>
-          </w:p>
-        </w:tc>
-        <w:tc>
-          <w:tcPr>
-            <w:tcW w:w="1728" w:type="dxa"/>
-          </w:tcPr>
-          <w:p>
-            <w:pPr>
-              <w:spacing w:after="0" w:line="240" w:lineRule="auto"/>
-            </w:pPr>
-            <w:r>
-              <w:t>0</w:t>
-            </w:r>
-          </w:p>
-        </w:tc>
-      </w:tr>
-      <w:tr>
-        <w:tblPrEx>
-          <w:tblBorders>
-            <w:top w:val="single" w:color="auto" w:sz="4" w:space="0"/>
-            <w:left w:val="single" w:color="auto" w:sz="4" w:space="0"/>
-            <w:bottom w:val="single" w:color="auto" w:sz="4" w:space="0"/>
-            <w:right w:val="single" w:color="auto" w:sz="4" w:space="0"/>
-            <w:insideH w:val="single" w:color="auto" w:sz="4" w:space="0"/>
-            <w:insideV w:val="single" w:color="auto" w:sz="4" w:space="0"/>
-          </w:tblBorders>
-          <w:tblCellMar>
-            <w:top w:w="0" w:type="dxa"/>
-            <w:left w:w="108" w:type="dxa"/>
-            <w:bottom w:w="0" w:type="dxa"/>
-            <w:right w:w="108" w:type="dxa"/>
-          </w:tblCellMar>
-        </w:tblPrEx>
-        <w:tc>
-          <w:tcPr>
-            <w:tcW w:w="1728" w:type="dxa"/>
-          </w:tcPr>
-          <w:p>
-            <w:pPr>
-              <w:spacing w:after="0" w:line="240" w:lineRule="auto"/>
-            </w:pPr>
-            <w:r>
-              <w:t>ρ=0.05 沟通关</w:t>
-            </w:r>
-          </w:p>
-        </w:tc>
-        <w:tc>
-          <w:tcPr>
-            <w:tcW w:w="1728" w:type="dxa"/>
-          </w:tcPr>
-          <w:p>
-            <w:pPr>
-              <w:spacing w:after="0" w:line="240" w:lineRule="auto"/>
-            </w:pPr>
-            <w:r>
-              <w:t>20</w:t>
-            </w:r>
-          </w:p>
-        </w:tc>
-        <w:tc>
-          <w:tcPr>
-            <w:tcW w:w="1728" w:type="dxa"/>
-          </w:tcPr>
-          <w:p>
-            <w:pPr>
-              <w:spacing w:after="0" w:line="240" w:lineRule="auto"/>
-            </w:pPr>
-            <w:r>
-              <w:t>0.861 ± 0.020</w:t>
-            </w:r>
-          </w:p>
-        </w:tc>
-        <w:tc>
-          <w:tcPr>
-            <w:tcW w:w="1728" w:type="dxa"/>
-          </w:tcPr>
-          <w:p>
-            <w:pPr>
-              <w:spacing w:after="0" w:line="240" w:lineRule="auto"/>
-            </w:pPr>
-            <w:r>
-              <w:t>0.027</w:t>
-            </w:r>
-          </w:p>
-        </w:tc>
-        <w:tc>
-          <w:tcPr>
-            <w:tcW w:w="1728" w:type="dxa"/>
-          </w:tcPr>
-          <w:p>
-            <w:pPr>
-              <w:spacing w:after="0" w:line="240" w:lineRule="auto"/>
-            </w:pPr>
-            <w:r>
-              <w:t>0</w:t>
-            </w:r>
-          </w:p>
-        </w:tc>
-      </w:tr>
-      <w:tr>
-        <w:tblPrEx>
-          <w:tblBorders>
-            <w:top w:val="single" w:color="auto" w:sz="4" w:space="0"/>
-            <w:left w:val="single" w:color="auto" w:sz="4" w:space="0"/>
-            <w:bottom w:val="single" w:color="auto" w:sz="4" w:space="0"/>
-            <w:right w:val="single" w:color="auto" w:sz="4" w:space="0"/>
-            <w:insideH w:val="single" w:color="auto" w:sz="4" w:space="0"/>
-            <w:insideV w:val="single" w:color="auto" w:sz="4" w:space="0"/>
-          </w:tblBorders>
-          <w:tblCellMar>
-            <w:top w:w="0" w:type="dxa"/>
-            <w:left w:w="108" w:type="dxa"/>
-            <w:bottom w:w="0" w:type="dxa"/>
-            <w:right w:w="108" w:type="dxa"/>
-          </w:tblCellMar>
-        </w:tblPrEx>
-        <w:tc>
-          <w:tcPr>
-            <w:tcW w:w="1728" w:type="dxa"/>
-          </w:tcPr>
-          <w:p>
-            <w:pPr>
-              <w:spacing w:after="0" w:line="240" w:lineRule="auto"/>
-            </w:pPr>
-            <w:r>
-              <w:t>ρ=0.05 沟通开</w:t>
-            </w:r>
-          </w:p>
-        </w:tc>
-        <w:tc>
-          <w:tcPr>
-            <w:tcW w:w="1728" w:type="dxa"/>
-          </w:tcPr>
-          <w:p>
-            <w:pPr>
-              <w:spacing w:after="0" w:line="240" w:lineRule="auto"/>
-            </w:pPr>
-            <w:r>
-              <w:t>20</w:t>
-            </w:r>
-          </w:p>
-        </w:tc>
-        <w:tc>
-          <w:tcPr>
-            <w:tcW w:w="1728" w:type="dxa"/>
-          </w:tcPr>
-          <w:p>
-            <w:pPr>
-              <w:spacing w:after="0" w:line="240" w:lineRule="auto"/>
-            </w:pPr>
-            <w:r>
-              <w:t>0.989 ± 0.016</w:t>
-            </w:r>
-          </w:p>
-        </w:tc>
-        <w:tc>
-          <w:tcPr>
-            <w:tcW w:w="1728" w:type="dxa"/>
-          </w:tcPr>
-          <w:p>
-            <w:pPr>
-              <w:spacing w:after="0" w:line="240" w:lineRule="auto"/>
-            </w:pPr>
-            <w:r>
-              <w:t>0.007</w:t>
-            </w:r>
-          </w:p>
-        </w:tc>
-        <w:tc>
-          <w:tcPr>
-            <w:tcW w:w="1728" w:type="dxa"/>
-          </w:tcPr>
-          <w:p>
-            <w:pPr>
-              <w:spacing w:after="0" w:line="240" w:lineRule="auto"/>
-            </w:pPr>
-            <w:r>
-              <w:t>0</w:t>
-            </w:r>
-          </w:p>
-        </w:tc>
-      </w:tr>
-      <w:tr>
-        <w:tblPrEx>
-          <w:tblBorders>
-            <w:top w:val="single" w:color="auto" w:sz="4" w:space="0"/>
-            <w:left w:val="single" w:color="auto" w:sz="4" w:space="0"/>
-            <w:bottom w:val="single" w:color="auto" w:sz="4" w:space="0"/>
-            <w:right w:val="single" w:color="auto" w:sz="4" w:space="0"/>
-            <w:insideH w:val="single" w:color="auto" w:sz="4" w:space="0"/>
-            <w:insideV w:val="single" w:color="auto" w:sz="4" w:space="0"/>
-          </w:tblBorders>
-          <w:tblCellMar>
-            <w:top w:w="0" w:type="dxa"/>
-            <w:left w:w="108" w:type="dxa"/>
-            <w:bottom w:w="0" w:type="dxa"/>
-            <w:right w:w="108" w:type="dxa"/>
-          </w:tblCellMar>
-        </w:tblPrEx>
-        <w:tc>
-          <w:tcPr>
-            <w:tcW w:w="1728" w:type="dxa"/>
-          </w:tcPr>
-          <w:p>
-            <w:pPr>
-              <w:spacing w:after="0" w:line="240" w:lineRule="auto"/>
-            </w:pPr>
-            <w:r>
-              <w:t>ρ=0.10 沟通关</w:t>
-            </w:r>
-          </w:p>
-        </w:tc>
-        <w:tc>
-          <w:tcPr>
-            <w:tcW w:w="1728" w:type="dxa"/>
-          </w:tcPr>
-          <w:p>
-            <w:pPr>
-              <w:spacing w:after="0" w:line="240" w:lineRule="auto"/>
-            </w:pPr>
-            <w:r>
-              <w:t>20</w:t>
-            </w:r>
-          </w:p>
-        </w:tc>
-        <w:tc>
-          <w:tcPr>
-            <w:tcW w:w="1728" w:type="dxa"/>
-          </w:tcPr>
-          <w:p>
-            <w:pPr>
-              <w:spacing w:after="0" w:line="240" w:lineRule="auto"/>
-            </w:pPr>
-            <w:r>
-              <w:t>0.915 ± 0.027</w:t>
-            </w:r>
-          </w:p>
-        </w:tc>
-        <w:tc>
-          <w:tcPr>
-            <w:tcW w:w="1728" w:type="dxa"/>
-          </w:tcPr>
-          <w:p>
-            <w:pPr>
-              <w:spacing w:after="0" w:line="240" w:lineRule="auto"/>
-            </w:pPr>
-            <w:r>
-              <w:t>0.031</w:t>
-            </w:r>
-          </w:p>
-        </w:tc>
-        <w:tc>
-          <w:tcPr>
-            <w:tcW w:w="1728" w:type="dxa"/>
-          </w:tcPr>
-          <w:p>
-            <w:pPr>
-              <w:spacing w:after="0" w:line="240" w:lineRule="auto"/>
-            </w:pPr>
-            <w:r>
-              <w:t>0</w:t>
-            </w:r>
-          </w:p>
-        </w:tc>
-      </w:tr>
-      <w:tr>
-        <w:tblPrEx>
-          <w:tblBorders>
-            <w:top w:val="single" w:color="auto" w:sz="4" w:space="0"/>
-            <w:left w:val="single" w:color="auto" w:sz="4" w:space="0"/>
-            <w:bottom w:val="single" w:color="auto" w:sz="4" w:space="0"/>
-            <w:right w:val="single" w:color="auto" w:sz="4" w:space="0"/>
-            <w:insideH w:val="single" w:color="auto" w:sz="4" w:space="0"/>
-            <w:insideV w:val="single" w:color="auto" w:sz="4" w:space="0"/>
-          </w:tblBorders>
-          <w:tblCellMar>
-            <w:top w:w="0" w:type="dxa"/>
-            <w:left w:w="108" w:type="dxa"/>
-            <w:bottom w:w="0" w:type="dxa"/>
-            <w:right w:w="108" w:type="dxa"/>
-          </w:tblCellMar>
-        </w:tblPrEx>
-        <w:tc>
-          <w:tcPr>
-            <w:tcW w:w="1728" w:type="dxa"/>
-          </w:tcPr>
-          <w:p>
-            <w:pPr>
-              <w:spacing w:after="0" w:line="240" w:lineRule="auto"/>
-            </w:pPr>
-            <w:r>
-              <w:t>ρ=0.10 沟通开</w:t>
-            </w:r>
-          </w:p>
-        </w:tc>
-        <w:tc>
-          <w:tcPr>
-            <w:tcW w:w="1728" w:type="dxa"/>
-          </w:tcPr>
-          <w:p>
-            <w:pPr>
-              <w:spacing w:after="0" w:line="240" w:lineRule="auto"/>
-            </w:pPr>
-            <w:r>
-              <w:t>20</w:t>
-            </w:r>
-          </w:p>
-        </w:tc>
-        <w:tc>
-          <w:tcPr>
-            <w:tcW w:w="1728" w:type="dxa"/>
-          </w:tcPr>
-          <w:p>
-            <w:pPr>
-              <w:spacing w:after="0" w:line="240" w:lineRule="auto"/>
-            </w:pPr>
-            <w:r>
-              <w:t>0.997 ± 0.004</w:t>
-            </w:r>
-          </w:p>
-        </w:tc>
-        <w:tc>
-          <w:tcPr>
-            <w:tcW w:w="1728" w:type="dxa"/>
-          </w:tcPr>
-          <w:p>
-            <w:pPr>
-              <w:spacing w:after="0" w:line="240" w:lineRule="auto"/>
-            </w:pPr>
-            <w:r>
-              <w:t>0.016</w:t>
-            </w:r>
-          </w:p>
-        </w:tc>
-        <w:tc>
-          <w:tcPr>
-            <w:tcW w:w="1728" w:type="dxa"/>
-          </w:tcPr>
-          <w:p>
-            <w:pPr>
-              <w:spacing w:after="0" w:line="240" w:lineRule="auto"/>
-            </w:pPr>
-            <w:r>
-              <w:t>0</w:t>
-            </w:r>
-          </w:p>
-        </w:tc>
-      </w:tr>
-    </w:tbl>
-    <w:p/>
-    <w:p>
-      <w:r>
-        <w:rPr>
-          <w:b/>
-        </w:rPr>
-        <w:t>三条结论</w:t>
-      </w:r>
-      <w:r>
-        <w:t>：</w:t>
-      </w:r>
-    </w:p>
-    <w:p>
-      <w:pPr>
-        <w:pStyle w:val="14"/>
-      </w:pPr>
-      <w:r>
-        <w:rPr>
-          <w:b/>
-        </w:rPr>
-        <w:t>沟通稳定有益</w:t>
-      </w:r>
-      <w:r>
-        <w:t>：三档 ρ 下"沟通开"都高于"沟通关"，差值 0.03–0.13，置信区间不重叠；</w:t>
-      </w:r>
-    </w:p>
-    <w:p>
-      <w:pPr>
-        <w:pStyle w:val="14"/>
-      </w:pPr>
-      <w:r>
-        <w:rPr>
-          <w:b/>
-        </w:rPr>
-        <w:t>稀缺与合作不是单调关系</w:t>
-      </w:r>
-      <w:r>
-        <w:t>：ρ=0.05 的"沉默"条件合作率最低（0.861），ρ=0.02 反而较高（0.954）；</w:t>
-      </w:r>
-    </w:p>
-    <w:p>
-      <w:pPr>
-        <w:pStyle w:val="14"/>
-      </w:pPr>
-      <w:r>
-        <w:rPr>
-          <w:b/>
-        </w:rPr>
-        <w:t>稀缺加剧不均</w:t>
-      </w:r>
-      <w:r>
-        <w:t>：ρ=0.02 的基尼（0.073–0.077）明显高于 ρ≥0.05（0.007–0.031）。</w:t>
-      </w:r>
-    </w:p>
-    <w:p>
-      <w:pPr>
-        <w:pStyle w:val="14"/>
-      </w:pPr>
-      <w:r>
-        <w:rPr>
-          <w:rFonts w:hint="eastAsia"/>
-          <w:b/>
-          <w:bCs/>
-          <w:lang w:val="en-US" w:eastAsia="zh-CN"/>
-        </w:rPr>
-        <w:t>核心</w:t>
-      </w:r>
-      <w:r>
-        <w:rPr>
-          <w:rFonts w:hint="eastAsia"/>
-          <w:lang w:val="en-US" w:eastAsia="zh-CN"/>
-        </w:rPr>
-        <w:t>：</w:t>
-      </w:r>
-      <w:r>
-        <w:t xml:space="preserve">只写"草场归零所有人都输"会退化成道德题：我们实测过，那样 </w:t>
-      </w:r>
-      <w:r>
-        <w:rPr>
-          <w:b/>
-        </w:rPr>
-        <w:t>120 局零崩溃</w:t>
-      </w:r>
-      <w:r>
-        <w:t>。</w:t>
-      </w:r>
-    </w:p>
-    <w:p>
-      <w:r>
-        <w:t xml:space="preserve">因此 </w:t>
-      </w:r>
-      <w:r>
-        <w:rPr>
-          <w:b/>
-        </w:rPr>
-        <w:t>RQ1 的"崩溃概率"这一支没有被检验到</w:t>
-      </w:r>
-      <w:r>
-        <w:t>：只能说"在本设置下崩溃概率 &lt; 约 2.5%（0/120 的置信上界）"，不能说"稀缺不影响崩溃"。</w:t>
-      </w:r>
-    </w:p>
-    <w:p>
-      <w:r>
-        <w:t xml:space="preserve">成本：2,544,874 token，约 </w:t>
-      </w:r>
-      <w:r>
-        <w:rPr>
-          <w:b/>
-        </w:rPr>
-        <w:t>$1.37</w:t>
-      </w:r>
-      <w:r>
-        <w:t>（按 0.5 / 1.5 USD 每百万 token 估算）。</w:t>
-      </w:r>
-    </w:p>
-    <w:p>
-      <w:pPr>
-        <w:pStyle w:val="5"/>
-      </w:pPr>
-      <w:r>
-        <w:t>5.2 规则怪谈：6 局</w:t>
-      </w:r>
-    </w:p>
-    <w:p>
-      <w:r>
-        <w:t>三条可程序检查的规则（禁词"血"、单轮 ≤40 字、必须发言），违规 3 次出局，每局 5 轮。</w:t>
       </w:r>
     </w:p>
     <w:tbl>
@@ -4149,6 +3414,744 @@
               <w:spacing w:after="0" w:line="240" w:lineRule="auto"/>
             </w:pPr>
             <w:r>
+              <w:t>合作率（均值±95%CI）</w:t>
+            </w:r>
+          </w:p>
+        </w:tc>
+        <w:tc>
+          <w:tcPr>
+            <w:tcW w:w="1728" w:type="dxa"/>
+          </w:tcPr>
+          <w:p>
+            <w:pPr>
+              <w:spacing w:after="0" w:line="240" w:lineRule="auto"/>
+            </w:pPr>
+            <w:r>
+              <w:t>基尼</w:t>
+            </w:r>
+          </w:p>
+        </w:tc>
+        <w:tc>
+          <w:tcPr>
+            <w:tcW w:w="1728" w:type="dxa"/>
+          </w:tcPr>
+          <w:p>
+            <w:pPr>
+              <w:spacing w:after="0" w:line="240" w:lineRule="auto"/>
+            </w:pPr>
+            <w:r>
+              <w:t>崩溃</w:t>
+            </w:r>
+          </w:p>
+        </w:tc>
+      </w:tr>
+      <w:tr>
+        <w:tblPrEx>
+          <w:tblBorders>
+            <w:top w:val="single" w:color="auto" w:sz="4" w:space="0"/>
+            <w:left w:val="single" w:color="auto" w:sz="4" w:space="0"/>
+            <w:bottom w:val="single" w:color="auto" w:sz="4" w:space="0"/>
+            <w:right w:val="single" w:color="auto" w:sz="4" w:space="0"/>
+            <w:insideH w:val="single" w:color="auto" w:sz="4" w:space="0"/>
+            <w:insideV w:val="single" w:color="auto" w:sz="4" w:space="0"/>
+          </w:tblBorders>
+          <w:tblCellMar>
+            <w:top w:w="0" w:type="dxa"/>
+            <w:left w:w="108" w:type="dxa"/>
+            <w:bottom w:w="0" w:type="dxa"/>
+            <w:right w:w="108" w:type="dxa"/>
+          </w:tblCellMar>
+        </w:tblPrEx>
+        <w:tc>
+          <w:tcPr>
+            <w:tcW w:w="1728" w:type="dxa"/>
+          </w:tcPr>
+          <w:p>
+            <w:pPr>
+              <w:spacing w:after="0" w:line="240" w:lineRule="auto"/>
+            </w:pPr>
+            <w:r>
+              <w:t>ρ=0.02 沟通关</w:t>
+            </w:r>
+          </w:p>
+        </w:tc>
+        <w:tc>
+          <w:tcPr>
+            <w:tcW w:w="1728" w:type="dxa"/>
+          </w:tcPr>
+          <w:p>
+            <w:pPr>
+              <w:spacing w:after="0" w:line="240" w:lineRule="auto"/>
+            </w:pPr>
+            <w:r>
+              <w:t>20</w:t>
+            </w:r>
+          </w:p>
+        </w:tc>
+        <w:tc>
+          <w:tcPr>
+            <w:tcW w:w="1728" w:type="dxa"/>
+          </w:tcPr>
+          <w:p>
+            <w:pPr>
+              <w:spacing w:after="0" w:line="240" w:lineRule="auto"/>
+            </w:pPr>
+            <w:r>
+              <w:t>0.954 ± 0.022</w:t>
+            </w:r>
+          </w:p>
+        </w:tc>
+        <w:tc>
+          <w:tcPr>
+            <w:tcW w:w="1728" w:type="dxa"/>
+          </w:tcPr>
+          <w:p>
+            <w:pPr>
+              <w:spacing w:after="0" w:line="240" w:lineRule="auto"/>
+            </w:pPr>
+            <w:r>
+              <w:t>0.077</w:t>
+            </w:r>
+          </w:p>
+        </w:tc>
+        <w:tc>
+          <w:tcPr>
+            <w:tcW w:w="1728" w:type="dxa"/>
+          </w:tcPr>
+          <w:p>
+            <w:pPr>
+              <w:spacing w:after="0" w:line="240" w:lineRule="auto"/>
+            </w:pPr>
+            <w:r>
+              <w:t>0</w:t>
+            </w:r>
+          </w:p>
+        </w:tc>
+      </w:tr>
+      <w:tr>
+        <w:tblPrEx>
+          <w:tblBorders>
+            <w:top w:val="single" w:color="auto" w:sz="4" w:space="0"/>
+            <w:left w:val="single" w:color="auto" w:sz="4" w:space="0"/>
+            <w:bottom w:val="single" w:color="auto" w:sz="4" w:space="0"/>
+            <w:right w:val="single" w:color="auto" w:sz="4" w:space="0"/>
+            <w:insideH w:val="single" w:color="auto" w:sz="4" w:space="0"/>
+            <w:insideV w:val="single" w:color="auto" w:sz="4" w:space="0"/>
+          </w:tblBorders>
+          <w:tblCellMar>
+            <w:top w:w="0" w:type="dxa"/>
+            <w:left w:w="108" w:type="dxa"/>
+            <w:bottom w:w="0" w:type="dxa"/>
+            <w:right w:w="108" w:type="dxa"/>
+          </w:tblCellMar>
+        </w:tblPrEx>
+        <w:tc>
+          <w:tcPr>
+            <w:tcW w:w="1728" w:type="dxa"/>
+          </w:tcPr>
+          <w:p>
+            <w:pPr>
+              <w:spacing w:after="0" w:line="240" w:lineRule="auto"/>
+            </w:pPr>
+            <w:r>
+              <w:t>ρ=0.02 沟通开</w:t>
+            </w:r>
+          </w:p>
+        </w:tc>
+        <w:tc>
+          <w:tcPr>
+            <w:tcW w:w="1728" w:type="dxa"/>
+          </w:tcPr>
+          <w:p>
+            <w:pPr>
+              <w:spacing w:after="0" w:line="240" w:lineRule="auto"/>
+            </w:pPr>
+            <w:r>
+              <w:t>20</w:t>
+            </w:r>
+          </w:p>
+        </w:tc>
+        <w:tc>
+          <w:tcPr>
+            <w:tcW w:w="1728" w:type="dxa"/>
+          </w:tcPr>
+          <w:p>
+            <w:pPr>
+              <w:spacing w:after="0" w:line="240" w:lineRule="auto"/>
+            </w:pPr>
+            <w:r>
+              <w:t>0.981 ± 0.021</w:t>
+            </w:r>
+          </w:p>
+        </w:tc>
+        <w:tc>
+          <w:tcPr>
+            <w:tcW w:w="1728" w:type="dxa"/>
+          </w:tcPr>
+          <w:p>
+            <w:pPr>
+              <w:spacing w:after="0" w:line="240" w:lineRule="auto"/>
+            </w:pPr>
+            <w:r>
+              <w:t>0.073</w:t>
+            </w:r>
+          </w:p>
+        </w:tc>
+        <w:tc>
+          <w:tcPr>
+            <w:tcW w:w="1728" w:type="dxa"/>
+          </w:tcPr>
+          <w:p>
+            <w:pPr>
+              <w:spacing w:after="0" w:line="240" w:lineRule="auto"/>
+            </w:pPr>
+            <w:r>
+              <w:t>0</w:t>
+            </w:r>
+          </w:p>
+        </w:tc>
+      </w:tr>
+      <w:tr>
+        <w:tblPrEx>
+          <w:tblBorders>
+            <w:top w:val="single" w:color="auto" w:sz="4" w:space="0"/>
+            <w:left w:val="single" w:color="auto" w:sz="4" w:space="0"/>
+            <w:bottom w:val="single" w:color="auto" w:sz="4" w:space="0"/>
+            <w:right w:val="single" w:color="auto" w:sz="4" w:space="0"/>
+            <w:insideH w:val="single" w:color="auto" w:sz="4" w:space="0"/>
+            <w:insideV w:val="single" w:color="auto" w:sz="4" w:space="0"/>
+          </w:tblBorders>
+          <w:tblCellMar>
+            <w:top w:w="0" w:type="dxa"/>
+            <w:left w:w="108" w:type="dxa"/>
+            <w:bottom w:w="0" w:type="dxa"/>
+            <w:right w:w="108" w:type="dxa"/>
+          </w:tblCellMar>
+        </w:tblPrEx>
+        <w:tc>
+          <w:tcPr>
+            <w:tcW w:w="1728" w:type="dxa"/>
+          </w:tcPr>
+          <w:p>
+            <w:pPr>
+              <w:spacing w:after="0" w:line="240" w:lineRule="auto"/>
+            </w:pPr>
+            <w:r>
+              <w:t>ρ=0.05 沟通关</w:t>
+            </w:r>
+          </w:p>
+        </w:tc>
+        <w:tc>
+          <w:tcPr>
+            <w:tcW w:w="1728" w:type="dxa"/>
+          </w:tcPr>
+          <w:p>
+            <w:pPr>
+              <w:spacing w:after="0" w:line="240" w:lineRule="auto"/>
+            </w:pPr>
+            <w:r>
+              <w:t>20</w:t>
+            </w:r>
+          </w:p>
+        </w:tc>
+        <w:tc>
+          <w:tcPr>
+            <w:tcW w:w="1728" w:type="dxa"/>
+          </w:tcPr>
+          <w:p>
+            <w:pPr>
+              <w:spacing w:after="0" w:line="240" w:lineRule="auto"/>
+            </w:pPr>
+            <w:r>
+              <w:t>0.861 ± 0.020</w:t>
+            </w:r>
+          </w:p>
+        </w:tc>
+        <w:tc>
+          <w:tcPr>
+            <w:tcW w:w="1728" w:type="dxa"/>
+          </w:tcPr>
+          <w:p>
+            <w:pPr>
+              <w:spacing w:after="0" w:line="240" w:lineRule="auto"/>
+            </w:pPr>
+            <w:r>
+              <w:t>0.027</w:t>
+            </w:r>
+          </w:p>
+        </w:tc>
+        <w:tc>
+          <w:tcPr>
+            <w:tcW w:w="1728" w:type="dxa"/>
+          </w:tcPr>
+          <w:p>
+            <w:pPr>
+              <w:spacing w:after="0" w:line="240" w:lineRule="auto"/>
+            </w:pPr>
+            <w:r>
+              <w:t>0</w:t>
+            </w:r>
+          </w:p>
+        </w:tc>
+      </w:tr>
+      <w:tr>
+        <w:tblPrEx>
+          <w:tblBorders>
+            <w:top w:val="single" w:color="auto" w:sz="4" w:space="0"/>
+            <w:left w:val="single" w:color="auto" w:sz="4" w:space="0"/>
+            <w:bottom w:val="single" w:color="auto" w:sz="4" w:space="0"/>
+            <w:right w:val="single" w:color="auto" w:sz="4" w:space="0"/>
+            <w:insideH w:val="single" w:color="auto" w:sz="4" w:space="0"/>
+            <w:insideV w:val="single" w:color="auto" w:sz="4" w:space="0"/>
+          </w:tblBorders>
+          <w:tblCellMar>
+            <w:top w:w="0" w:type="dxa"/>
+            <w:left w:w="108" w:type="dxa"/>
+            <w:bottom w:w="0" w:type="dxa"/>
+            <w:right w:w="108" w:type="dxa"/>
+          </w:tblCellMar>
+        </w:tblPrEx>
+        <w:tc>
+          <w:tcPr>
+            <w:tcW w:w="1728" w:type="dxa"/>
+          </w:tcPr>
+          <w:p>
+            <w:pPr>
+              <w:spacing w:after="0" w:line="240" w:lineRule="auto"/>
+            </w:pPr>
+            <w:r>
+              <w:t>ρ=0.05 沟通开</w:t>
+            </w:r>
+          </w:p>
+        </w:tc>
+        <w:tc>
+          <w:tcPr>
+            <w:tcW w:w="1728" w:type="dxa"/>
+          </w:tcPr>
+          <w:p>
+            <w:pPr>
+              <w:spacing w:after="0" w:line="240" w:lineRule="auto"/>
+            </w:pPr>
+            <w:r>
+              <w:t>20</w:t>
+            </w:r>
+          </w:p>
+        </w:tc>
+        <w:tc>
+          <w:tcPr>
+            <w:tcW w:w="1728" w:type="dxa"/>
+          </w:tcPr>
+          <w:p>
+            <w:pPr>
+              <w:spacing w:after="0" w:line="240" w:lineRule="auto"/>
+            </w:pPr>
+            <w:r>
+              <w:t>0.989 ± 0.016</w:t>
+            </w:r>
+          </w:p>
+        </w:tc>
+        <w:tc>
+          <w:tcPr>
+            <w:tcW w:w="1728" w:type="dxa"/>
+          </w:tcPr>
+          <w:p>
+            <w:pPr>
+              <w:spacing w:after="0" w:line="240" w:lineRule="auto"/>
+            </w:pPr>
+            <w:r>
+              <w:t>0.007</w:t>
+            </w:r>
+          </w:p>
+        </w:tc>
+        <w:tc>
+          <w:tcPr>
+            <w:tcW w:w="1728" w:type="dxa"/>
+          </w:tcPr>
+          <w:p>
+            <w:pPr>
+              <w:spacing w:after="0" w:line="240" w:lineRule="auto"/>
+            </w:pPr>
+            <w:r>
+              <w:t>0</w:t>
+            </w:r>
+          </w:p>
+        </w:tc>
+      </w:tr>
+      <w:tr>
+        <w:tblPrEx>
+          <w:tblBorders>
+            <w:top w:val="single" w:color="auto" w:sz="4" w:space="0"/>
+            <w:left w:val="single" w:color="auto" w:sz="4" w:space="0"/>
+            <w:bottom w:val="single" w:color="auto" w:sz="4" w:space="0"/>
+            <w:right w:val="single" w:color="auto" w:sz="4" w:space="0"/>
+            <w:insideH w:val="single" w:color="auto" w:sz="4" w:space="0"/>
+            <w:insideV w:val="single" w:color="auto" w:sz="4" w:space="0"/>
+          </w:tblBorders>
+          <w:tblCellMar>
+            <w:top w:w="0" w:type="dxa"/>
+            <w:left w:w="108" w:type="dxa"/>
+            <w:bottom w:w="0" w:type="dxa"/>
+            <w:right w:w="108" w:type="dxa"/>
+          </w:tblCellMar>
+        </w:tblPrEx>
+        <w:tc>
+          <w:tcPr>
+            <w:tcW w:w="1728" w:type="dxa"/>
+          </w:tcPr>
+          <w:p>
+            <w:pPr>
+              <w:spacing w:after="0" w:line="240" w:lineRule="auto"/>
+            </w:pPr>
+            <w:r>
+              <w:t>ρ=0.10 沟通关</w:t>
+            </w:r>
+          </w:p>
+        </w:tc>
+        <w:tc>
+          <w:tcPr>
+            <w:tcW w:w="1728" w:type="dxa"/>
+          </w:tcPr>
+          <w:p>
+            <w:pPr>
+              <w:spacing w:after="0" w:line="240" w:lineRule="auto"/>
+            </w:pPr>
+            <w:r>
+              <w:t>20</w:t>
+            </w:r>
+          </w:p>
+        </w:tc>
+        <w:tc>
+          <w:tcPr>
+            <w:tcW w:w="1728" w:type="dxa"/>
+          </w:tcPr>
+          <w:p>
+            <w:pPr>
+              <w:spacing w:after="0" w:line="240" w:lineRule="auto"/>
+            </w:pPr>
+            <w:r>
+              <w:t>0.915 ± 0.027</w:t>
+            </w:r>
+          </w:p>
+        </w:tc>
+        <w:tc>
+          <w:tcPr>
+            <w:tcW w:w="1728" w:type="dxa"/>
+          </w:tcPr>
+          <w:p>
+            <w:pPr>
+              <w:spacing w:after="0" w:line="240" w:lineRule="auto"/>
+            </w:pPr>
+            <w:r>
+              <w:t>0.031</w:t>
+            </w:r>
+          </w:p>
+        </w:tc>
+        <w:tc>
+          <w:tcPr>
+            <w:tcW w:w="1728" w:type="dxa"/>
+          </w:tcPr>
+          <w:p>
+            <w:pPr>
+              <w:spacing w:after="0" w:line="240" w:lineRule="auto"/>
+            </w:pPr>
+            <w:r>
+              <w:t>0</w:t>
+            </w:r>
+          </w:p>
+        </w:tc>
+      </w:tr>
+      <w:tr>
+        <w:tblPrEx>
+          <w:tblBorders>
+            <w:top w:val="single" w:color="auto" w:sz="4" w:space="0"/>
+            <w:left w:val="single" w:color="auto" w:sz="4" w:space="0"/>
+            <w:bottom w:val="single" w:color="auto" w:sz="4" w:space="0"/>
+            <w:right w:val="single" w:color="auto" w:sz="4" w:space="0"/>
+            <w:insideH w:val="single" w:color="auto" w:sz="4" w:space="0"/>
+            <w:insideV w:val="single" w:color="auto" w:sz="4" w:space="0"/>
+          </w:tblBorders>
+          <w:tblCellMar>
+            <w:top w:w="0" w:type="dxa"/>
+            <w:left w:w="108" w:type="dxa"/>
+            <w:bottom w:w="0" w:type="dxa"/>
+            <w:right w:w="108" w:type="dxa"/>
+          </w:tblCellMar>
+        </w:tblPrEx>
+        <w:tc>
+          <w:tcPr>
+            <w:tcW w:w="1728" w:type="dxa"/>
+          </w:tcPr>
+          <w:p>
+            <w:pPr>
+              <w:spacing w:after="0" w:line="240" w:lineRule="auto"/>
+            </w:pPr>
+            <w:r>
+              <w:t>ρ=0.10 沟通开</w:t>
+            </w:r>
+          </w:p>
+        </w:tc>
+        <w:tc>
+          <w:tcPr>
+            <w:tcW w:w="1728" w:type="dxa"/>
+          </w:tcPr>
+          <w:p>
+            <w:pPr>
+              <w:spacing w:after="0" w:line="240" w:lineRule="auto"/>
+            </w:pPr>
+            <w:r>
+              <w:t>20</w:t>
+            </w:r>
+          </w:p>
+        </w:tc>
+        <w:tc>
+          <w:tcPr>
+            <w:tcW w:w="1728" w:type="dxa"/>
+          </w:tcPr>
+          <w:p>
+            <w:pPr>
+              <w:spacing w:after="0" w:line="240" w:lineRule="auto"/>
+            </w:pPr>
+            <w:r>
+              <w:t>0.997 ± 0.004</w:t>
+            </w:r>
+          </w:p>
+        </w:tc>
+        <w:tc>
+          <w:tcPr>
+            <w:tcW w:w="1728" w:type="dxa"/>
+          </w:tcPr>
+          <w:p>
+            <w:pPr>
+              <w:spacing w:after="0" w:line="240" w:lineRule="auto"/>
+            </w:pPr>
+            <w:r>
+              <w:t>0.016</w:t>
+            </w:r>
+          </w:p>
+        </w:tc>
+        <w:tc>
+          <w:tcPr>
+            <w:tcW w:w="1728" w:type="dxa"/>
+          </w:tcPr>
+          <w:p>
+            <w:pPr>
+              <w:spacing w:after="0" w:line="240" w:lineRule="auto"/>
+            </w:pPr>
+            <w:r>
+              <w:t>0</w:t>
+            </w:r>
+          </w:p>
+        </w:tc>
+      </w:tr>
+    </w:tbl>
+    <w:p/>
+    <w:p>
+      <w:r>
+        <w:rPr>
+          <w:b/>
+        </w:rPr>
+        <w:t>三条结论</w:t>
+      </w:r>
+      <w:r>
+        <w:t>：</w:t>
+      </w:r>
+    </w:p>
+    <w:p>
+      <w:pPr>
+        <w:pStyle w:val="14"/>
+      </w:pPr>
+      <w:r>
+        <w:rPr>
+          <w:b/>
+        </w:rPr>
+        <w:t>沟通稳定有益</w:t>
+      </w:r>
+      <w:r>
+        <w:t>：三档 ρ 下"沟通开"都高于"沟通关"，差值 0.03–0.13，置信区间不重叠；</w:t>
+      </w:r>
+    </w:p>
+    <w:p>
+      <w:pPr>
+        <w:pStyle w:val="14"/>
+      </w:pPr>
+      <w:r>
+        <w:rPr>
+          <w:b/>
+        </w:rPr>
+        <w:t>稀缺与合作不是单调关系</w:t>
+      </w:r>
+      <w:r>
+        <w:t>：ρ=0.05 的"沉默"条件合作率最低（0.861），ρ=0.02 反而较高（0.954）；</w:t>
+      </w:r>
+    </w:p>
+    <w:p>
+      <w:pPr>
+        <w:pStyle w:val="14"/>
+      </w:pPr>
+      <w:r>
+        <w:rPr>
+          <w:b/>
+        </w:rPr>
+        <w:t>稀缺加剧不均</w:t>
+      </w:r>
+      <w:r>
+        <w:t>：ρ=0.02 的基尼（0.073–0.077）明显高于 ρ≥0.05（0.007–0.031）。</w:t>
+      </w:r>
+    </w:p>
+    <w:p>
+      <w:pPr>
+        <w:pStyle w:val="14"/>
+      </w:pPr>
+      <w:r>
+        <w:rPr>
+          <w:rFonts w:hint="eastAsia"/>
+          <w:b/>
+          <w:bCs/>
+          <w:lang w:val="en-US" w:eastAsia="zh-CN"/>
+        </w:rPr>
+        <w:t>核心</w:t>
+      </w:r>
+      <w:r>
+        <w:rPr>
+          <w:rFonts w:hint="eastAsia"/>
+          <w:lang w:val="en-US" w:eastAsia="zh-CN"/>
+        </w:rPr>
+        <w:t>：</w:t>
+      </w:r>
+      <w:r>
+        <w:t xml:space="preserve">只写"草场归零所有人都输"会退化成道德题：我们实测过，那样 </w:t>
+      </w:r>
+      <w:r>
+        <w:rPr>
+          <w:b/>
+        </w:rPr>
+        <w:t>120 局零崩溃</w:t>
+      </w:r>
+      <w:r>
+        <w:t>。</w:t>
+      </w:r>
+    </w:p>
+    <w:p>
+      <w:r>
+        <w:t xml:space="preserve">因此 </w:t>
+      </w:r>
+      <w:r>
+        <w:rPr>
+          <w:b/>
+        </w:rPr>
+        <w:t>RQ1 的"崩溃概率"这一支没有被检验到</w:t>
+      </w:r>
+      <w:r>
+        <w:t>：只能说"在本设置下崩溃概率 &lt; 约 2.5%（0/120 的置信上界）"，不能说"稀缺不影响崩溃"。</w:t>
+      </w:r>
+    </w:p>
+    <w:p>
+      <w:r>
+        <w:t xml:space="preserve">成本：2,544,874 token，约 </w:t>
+      </w:r>
+      <w:r>
+        <w:rPr>
+          <w:b/>
+        </w:rPr>
+        <w:t>$1.37</w:t>
+      </w:r>
+      <w:r>
+        <w:t>（按 0.5 / 1.5 USD 每百万 token 估算）。</w:t>
+      </w:r>
+    </w:p>
+    <w:p>
+      <w:pPr>
+        <w:pStyle w:val="5"/>
+      </w:pPr>
+      <w:r>
+        <w:t>5.2 规则怪谈：6 局</w:t>
+      </w:r>
+    </w:p>
+    <w:p>
+      <w:r>
+        <w:t>三条可程序检查的规则（禁词"血"、单轮 ≤40 字、必须发言），违规 3 次出局，每局 5 轮。</w:t>
+      </w:r>
+    </w:p>
+    <w:tbl>
+      <w:tblPr>
+        <w:tblStyle w:val="33"/>
+        <w:tblW w:w="0" w:type="auto"/>
+        <w:tblInd w:w="0" w:type="dxa"/>
+        <w:tblBorders>
+          <w:top w:val="single" w:color="auto" w:sz="4" w:space="0"/>
+          <w:left w:val="single" w:color="auto" w:sz="4" w:space="0"/>
+          <w:bottom w:val="single" w:color="auto" w:sz="4" w:space="0"/>
+          <w:right w:val="single" w:color="auto" w:sz="4" w:space="0"/>
+          <w:insideH w:val="single" w:color="auto" w:sz="4" w:space="0"/>
+          <w:insideV w:val="single" w:color="auto" w:sz="4" w:space="0"/>
+        </w:tblBorders>
+        <w:tblLayout w:type="autofit"/>
+        <w:tblCellMar>
+          <w:top w:w="0" w:type="dxa"/>
+          <w:left w:w="108" w:type="dxa"/>
+          <w:bottom w:w="0" w:type="dxa"/>
+          <w:right w:w="108" w:type="dxa"/>
+        </w:tblCellMar>
+      </w:tblPr>
+      <w:tblGrid>
+        <w:gridCol w:w="1728"/>
+        <w:gridCol w:w="1728"/>
+        <w:gridCol w:w="1728"/>
+        <w:gridCol w:w="1728"/>
+        <w:gridCol w:w="1728"/>
+      </w:tblGrid>
+      <w:tr>
+        <w:tblPrEx>
+          <w:tblBorders>
+            <w:top w:val="single" w:color="auto" w:sz="4" w:space="0"/>
+            <w:left w:val="single" w:color="auto" w:sz="4" w:space="0"/>
+            <w:bottom w:val="single" w:color="auto" w:sz="4" w:space="0"/>
+            <w:right w:val="single" w:color="auto" w:sz="4" w:space="0"/>
+            <w:insideH w:val="single" w:color="auto" w:sz="4" w:space="0"/>
+            <w:insideV w:val="single" w:color="auto" w:sz="4" w:space="0"/>
+          </w:tblBorders>
+          <w:tblCellMar>
+            <w:top w:w="0" w:type="dxa"/>
+            <w:left w:w="108" w:type="dxa"/>
+            <w:bottom w:w="0" w:type="dxa"/>
+            <w:right w:w="108" w:type="dxa"/>
+          </w:tblCellMar>
+        </w:tblPrEx>
+        <w:tc>
+          <w:tcPr>
+            <w:tcW w:w="1728" w:type="dxa"/>
+          </w:tcPr>
+          <w:p>
+            <w:pPr>
+              <w:spacing w:after="0" w:line="240" w:lineRule="auto"/>
+            </w:pPr>
+            <w:r>
+              <w:t>条件</w:t>
+            </w:r>
+          </w:p>
+        </w:tc>
+        <w:tc>
+          <w:tcPr>
+            <w:tcW w:w="1728" w:type="dxa"/>
+          </w:tcPr>
+          <w:p>
+            <w:pPr>
+              <w:spacing w:after="0" w:line="240" w:lineRule="auto"/>
+            </w:pPr>
+            <w:r>
+              <w:t>n</w:t>
+            </w:r>
+          </w:p>
+        </w:tc>
+        <w:tc>
+          <w:tcPr>
+            <w:tcW w:w="1728" w:type="dxa"/>
+          </w:tcPr>
+          <w:p>
+            <w:pPr>
+              <w:spacing w:after="0" w:line="240" w:lineRule="auto"/>
+            </w:pPr>
+            <w:r>
               <w:t>违规率</w:t>
             </w:r>
           </w:p>
@@ -5159,6 +5162,12 @@
             <w:insideH w:val="single" w:color="auto" w:sz="4" w:space="0"/>
             <w:insideV w:val="single" w:color="auto" w:sz="4" w:space="0"/>
           </w:tblBorders>
+          <w:tblCellMar>
+            <w:top w:w="0" w:type="dxa"/>
+            <w:left w:w="108" w:type="dxa"/>
+            <w:bottom w:w="0" w:type="dxa"/>
+            <w:right w:w="108" w:type="dxa"/>
+          </w:tblCellMar>
         </w:tblPrEx>
         <w:tc>
           <w:tcPr>
@@ -5448,8 +5457,23 @@
     <w:tbl>
       <w:tblPr>
         <w:tblStyle w:val="33"/>
-        <w:tblW w:type="auto" w:w="0"/>
-        <w:tblLook w:firstColumn="1" w:firstRow="1" w:lastColumn="0" w:lastRow="0" w:noHBand="0" w:noVBand="1" w:val="04A0"/>
+        <w:tblW w:w="0" w:type="auto"/>
+        <w:tblInd w:w="0" w:type="dxa"/>
+        <w:tblBorders>
+          <w:top w:val="single" w:color="auto" w:sz="4" w:space="0"/>
+          <w:left w:val="single" w:color="auto" w:sz="4" w:space="0"/>
+          <w:bottom w:val="single" w:color="auto" w:sz="4" w:space="0"/>
+          <w:right w:val="single" w:color="auto" w:sz="4" w:space="0"/>
+          <w:insideH w:val="single" w:color="auto" w:sz="4" w:space="0"/>
+          <w:insideV w:val="single" w:color="auto" w:sz="4" w:space="0"/>
+        </w:tblBorders>
+        <w:tblLayout w:type="autofit"/>
+        <w:tblCellMar>
+          <w:top w:w="0" w:type="dxa"/>
+          <w:left w:w="108" w:type="dxa"/>
+          <w:bottom w:w="0" w:type="dxa"/>
+          <w:right w:w="108" w:type="dxa"/>
+        </w:tblCellMar>
       </w:tblPr>
       <w:tblGrid>
         <w:gridCol w:w="2160"/>
@@ -5458,9 +5482,25 @@
         <w:gridCol w:w="2160"/>
       </w:tblGrid>
       <w:tr>
-        <w:tc>
-          <w:tcPr>
-            <w:tcW w:type="dxa" w:w="2160"/>
+        <w:tblPrEx>
+          <w:tblBorders>
+            <w:top w:val="single" w:color="auto" w:sz="4" w:space="0"/>
+            <w:left w:val="single" w:color="auto" w:sz="4" w:space="0"/>
+            <w:bottom w:val="single" w:color="auto" w:sz="4" w:space="0"/>
+            <w:right w:val="single" w:color="auto" w:sz="4" w:space="0"/>
+            <w:insideH w:val="single" w:color="auto" w:sz="4" w:space="0"/>
+            <w:insideV w:val="single" w:color="auto" w:sz="4" w:space="0"/>
+          </w:tblBorders>
+          <w:tblCellMar>
+            <w:top w:w="0" w:type="dxa"/>
+            <w:left w:w="108" w:type="dxa"/>
+            <w:bottom w:w="0" w:type="dxa"/>
+            <w:right w:w="108" w:type="dxa"/>
+          </w:tblCellMar>
+        </w:tblPrEx>
+        <w:tc>
+          <w:tcPr>
+            <w:tcW w:w="2160" w:type="dxa"/>
           </w:tcPr>
           <w:p>
             <w:r>
@@ -5470,7 +5510,7 @@
         </w:tc>
         <w:tc>
           <w:tcPr>
-            <w:tcW w:type="dxa" w:w="2160"/>
+            <w:tcW w:w="2160" w:type="dxa"/>
           </w:tcPr>
           <w:p>
             <w:r>
@@ -5480,7 +5520,7 @@
         </w:tc>
         <w:tc>
           <w:tcPr>
-            <w:tcW w:type="dxa" w:w="2160"/>
+            <w:tcW w:w="2160" w:type="dxa"/>
           </w:tcPr>
           <w:p>
             <w:r>
@@ -5490,7 +5530,7 @@
         </w:tc>
         <w:tc>
           <w:tcPr>
-            <w:tcW w:type="dxa" w:w="2160"/>
+            <w:tcW w:w="2160" w:type="dxa"/>
           </w:tcPr>
           <w:p>
             <w:r>
@@ -5500,9 +5540,25 @@
         </w:tc>
       </w:tr>
       <w:tr>
-        <w:tc>
-          <w:tcPr>
-            <w:tcW w:type="dxa" w:w="2160"/>
+        <w:tblPrEx>
+          <w:tblBorders>
+            <w:top w:val="single" w:color="auto" w:sz="4" w:space="0"/>
+            <w:left w:val="single" w:color="auto" w:sz="4" w:space="0"/>
+            <w:bottom w:val="single" w:color="auto" w:sz="4" w:space="0"/>
+            <w:right w:val="single" w:color="auto" w:sz="4" w:space="0"/>
+            <w:insideH w:val="single" w:color="auto" w:sz="4" w:space="0"/>
+            <w:insideV w:val="single" w:color="auto" w:sz="4" w:space="0"/>
+          </w:tblBorders>
+          <w:tblCellMar>
+            <w:top w:w="0" w:type="dxa"/>
+            <w:left w:w="108" w:type="dxa"/>
+            <w:bottom w:w="0" w:type="dxa"/>
+            <w:right w:w="108" w:type="dxa"/>
+          </w:tblCellMar>
+        </w:tblPrEx>
+        <w:tc>
+          <w:tcPr>
+            <w:tcW w:w="2160" w:type="dxa"/>
           </w:tcPr>
           <w:p>
             <w:r>
@@ -5512,7 +5568,7 @@
         </w:tc>
         <w:tc>
           <w:tcPr>
-            <w:tcW w:type="dxa" w:w="2160"/>
+            <w:tcW w:w="2160" w:type="dxa"/>
           </w:tcPr>
           <w:p>
             <w:r>
@@ -5522,7 +5578,7 @@
         </w:tc>
         <w:tc>
           <w:tcPr>
-            <w:tcW w:type="dxa" w:w="2160"/>
+            <w:tcW w:w="2160" w:type="dxa"/>
           </w:tcPr>
           <w:p>
             <w:r>
@@ -5532,7 +5588,7 @@
         </w:tc>
         <w:tc>
           <w:tcPr>
-            <w:tcW w:type="dxa" w:w="2160"/>
+            <w:tcW w:w="2160" w:type="dxa"/>
           </w:tcPr>
           <w:p>
             <w:r>
@@ -5542,9 +5598,25 @@
         </w:tc>
       </w:tr>
       <w:tr>
-        <w:tc>
-          <w:tcPr>
-            <w:tcW w:type="dxa" w:w="2160"/>
+        <w:tblPrEx>
+          <w:tblBorders>
+            <w:top w:val="single" w:color="auto" w:sz="4" w:space="0"/>
+            <w:left w:val="single" w:color="auto" w:sz="4" w:space="0"/>
+            <w:bottom w:val="single" w:color="auto" w:sz="4" w:space="0"/>
+            <w:right w:val="single" w:color="auto" w:sz="4" w:space="0"/>
+            <w:insideH w:val="single" w:color="auto" w:sz="4" w:space="0"/>
+            <w:insideV w:val="single" w:color="auto" w:sz="4" w:space="0"/>
+          </w:tblBorders>
+          <w:tblCellMar>
+            <w:top w:w="0" w:type="dxa"/>
+            <w:left w:w="108" w:type="dxa"/>
+            <w:bottom w:w="0" w:type="dxa"/>
+            <w:right w:w="108" w:type="dxa"/>
+          </w:tblCellMar>
+        </w:tblPrEx>
+        <w:tc>
+          <w:tcPr>
+            <w:tcW w:w="2160" w:type="dxa"/>
           </w:tcPr>
           <w:p>
             <w:r>
@@ -5554,7 +5626,7 @@
         </w:tc>
         <w:tc>
           <w:tcPr>
-            <w:tcW w:type="dxa" w:w="2160"/>
+            <w:tcW w:w="2160" w:type="dxa"/>
           </w:tcPr>
           <w:p>
             <w:r>
@@ -5564,7 +5636,7 @@
         </w:tc>
         <w:tc>
           <w:tcPr>
-            <w:tcW w:type="dxa" w:w="2160"/>
+            <w:tcW w:w="2160" w:type="dxa"/>
           </w:tcPr>
           <w:p>
             <w:r>
@@ -5574,7 +5646,7 @@
         </w:tc>
         <w:tc>
           <w:tcPr>
-            <w:tcW w:type="dxa" w:w="2160"/>
+            <w:tcW w:w="2160" w:type="dxa"/>
           </w:tcPr>
           <w:p>
             <w:r>
@@ -5584,9 +5656,25 @@
         </w:tc>
       </w:tr>
       <w:tr>
-        <w:tc>
-          <w:tcPr>
-            <w:tcW w:type="dxa" w:w="2160"/>
+        <w:tblPrEx>
+          <w:tblBorders>
+            <w:top w:val="single" w:color="auto" w:sz="4" w:space="0"/>
+            <w:left w:val="single" w:color="auto" w:sz="4" w:space="0"/>
+            <w:bottom w:val="single" w:color="auto" w:sz="4" w:space="0"/>
+            <w:right w:val="single" w:color="auto" w:sz="4" w:space="0"/>
+            <w:insideH w:val="single" w:color="auto" w:sz="4" w:space="0"/>
+            <w:insideV w:val="single" w:color="auto" w:sz="4" w:space="0"/>
+          </w:tblBorders>
+          <w:tblCellMar>
+            <w:top w:w="0" w:type="dxa"/>
+            <w:left w:w="108" w:type="dxa"/>
+            <w:bottom w:w="0" w:type="dxa"/>
+            <w:right w:w="108" w:type="dxa"/>
+          </w:tblCellMar>
+        </w:tblPrEx>
+        <w:tc>
+          <w:tcPr>
+            <w:tcW w:w="2160" w:type="dxa"/>
           </w:tcPr>
           <w:p>
             <w:r>
@@ -5596,7 +5684,7 @@
         </w:tc>
         <w:tc>
           <w:tcPr>
-            <w:tcW w:type="dxa" w:w="2160"/>
+            <w:tcW w:w="2160" w:type="dxa"/>
           </w:tcPr>
           <w:p>
             <w:r>
@@ -5606,7 +5694,7 @@
         </w:tc>
         <w:tc>
           <w:tcPr>
-            <w:tcW w:type="dxa" w:w="2160"/>
+            <w:tcW w:w="2160" w:type="dxa"/>
           </w:tcPr>
           <w:p>
             <w:r>
@@ -5616,7 +5704,7 @@
         </w:tc>
         <w:tc>
           <w:tcPr>
-            <w:tcW w:type="dxa" w:w="2160"/>
+            <w:tcW w:w="2160" w:type="dxa"/>
           </w:tcPr>
           <w:p>
             <w:r>
@@ -5626,9 +5714,25 @@
         </w:tc>
       </w:tr>
       <w:tr>
-        <w:tc>
-          <w:tcPr>
-            <w:tcW w:type="dxa" w:w="2160"/>
+        <w:tblPrEx>
+          <w:tblBorders>
+            <w:top w:val="single" w:color="auto" w:sz="4" w:space="0"/>
+            <w:left w:val="single" w:color="auto" w:sz="4" w:space="0"/>
+            <w:bottom w:val="single" w:color="auto" w:sz="4" w:space="0"/>
+            <w:right w:val="single" w:color="auto" w:sz="4" w:space="0"/>
+            <w:insideH w:val="single" w:color="auto" w:sz="4" w:space="0"/>
+            <w:insideV w:val="single" w:color="auto" w:sz="4" w:space="0"/>
+          </w:tblBorders>
+          <w:tblCellMar>
+            <w:top w:w="0" w:type="dxa"/>
+            <w:left w:w="108" w:type="dxa"/>
+            <w:bottom w:w="0" w:type="dxa"/>
+            <w:right w:w="108" w:type="dxa"/>
+          </w:tblCellMar>
+        </w:tblPrEx>
+        <w:tc>
+          <w:tcPr>
+            <w:tcW w:w="2160" w:type="dxa"/>
           </w:tcPr>
           <w:p>
             <w:r>
@@ -5638,7 +5742,7 @@
         </w:tc>
         <w:tc>
           <w:tcPr>
-            <w:tcW w:type="dxa" w:w="2160"/>
+            <w:tcW w:w="2160" w:type="dxa"/>
           </w:tcPr>
           <w:p>
             <w:r>
@@ -5648,7 +5752,7 @@
         </w:tc>
         <w:tc>
           <w:tcPr>
-            <w:tcW w:type="dxa" w:w="2160"/>
+            <w:tcW w:w="2160" w:type="dxa"/>
           </w:tcPr>
           <w:p>
             <w:r>
@@ -5658,7 +5762,7 @@
         </w:tc>
         <w:tc>
           <w:tcPr>
-            <w:tcW w:type="dxa" w:w="2160"/>
+            <w:tcW w:w="2160" w:type="dxa"/>
           </w:tcPr>
           <w:p>
             <w:r>
@@ -5668,9 +5772,25 @@
         </w:tc>
       </w:tr>
       <w:tr>
-        <w:tc>
-          <w:tcPr>
-            <w:tcW w:type="dxa" w:w="2160"/>
+        <w:tblPrEx>
+          <w:tblBorders>
+            <w:top w:val="single" w:color="auto" w:sz="4" w:space="0"/>
+            <w:left w:val="single" w:color="auto" w:sz="4" w:space="0"/>
+            <w:bottom w:val="single" w:color="auto" w:sz="4" w:space="0"/>
+            <w:right w:val="single" w:color="auto" w:sz="4" w:space="0"/>
+            <w:insideH w:val="single" w:color="auto" w:sz="4" w:space="0"/>
+            <w:insideV w:val="single" w:color="auto" w:sz="4" w:space="0"/>
+          </w:tblBorders>
+          <w:tblCellMar>
+            <w:top w:w="0" w:type="dxa"/>
+            <w:left w:w="108" w:type="dxa"/>
+            <w:bottom w:w="0" w:type="dxa"/>
+            <w:right w:w="108" w:type="dxa"/>
+          </w:tblCellMar>
+        </w:tblPrEx>
+        <w:tc>
+          <w:tcPr>
+            <w:tcW w:w="2160" w:type="dxa"/>
           </w:tcPr>
           <w:p>
             <w:r>
@@ -5680,7 +5800,7 @@
         </w:tc>
         <w:tc>
           <w:tcPr>
-            <w:tcW w:type="dxa" w:w="2160"/>
+            <w:tcW w:w="2160" w:type="dxa"/>
           </w:tcPr>
           <w:p>
             <w:r>
@@ -5690,7 +5810,7 @@
         </w:tc>
         <w:tc>
           <w:tcPr>
-            <w:tcW w:type="dxa" w:w="2160"/>
+            <w:tcW w:w="2160" w:type="dxa"/>
           </w:tcPr>
           <w:p>
             <w:r>
@@ -5700,7 +5820,7 @@
         </w:tc>
         <w:tc>
           <w:tcPr>
-            <w:tcW w:type="dxa" w:w="2160"/>
+            <w:tcW w:w="2160" w:type="dxa"/>
           </w:tcPr>
           <w:p>
             <w:r>
@@ -5718,8 +5838,23 @@
     <w:tbl>
       <w:tblPr>
         <w:tblStyle w:val="33"/>
-        <w:tblW w:type="auto" w:w="0"/>
-        <w:tblLook w:firstColumn="1" w:firstRow="1" w:lastColumn="0" w:lastRow="0" w:noHBand="0" w:noVBand="1" w:val="04A0"/>
+        <w:tblW w:w="0" w:type="auto"/>
+        <w:tblInd w:w="0" w:type="dxa"/>
+        <w:tblBorders>
+          <w:top w:val="single" w:color="auto" w:sz="4" w:space="0"/>
+          <w:left w:val="single" w:color="auto" w:sz="4" w:space="0"/>
+          <w:bottom w:val="single" w:color="auto" w:sz="4" w:space="0"/>
+          <w:right w:val="single" w:color="auto" w:sz="4" w:space="0"/>
+          <w:insideH w:val="single" w:color="auto" w:sz="4" w:space="0"/>
+          <w:insideV w:val="single" w:color="auto" w:sz="4" w:space="0"/>
+        </w:tblBorders>
+        <w:tblLayout w:type="autofit"/>
+        <w:tblCellMar>
+          <w:top w:w="0" w:type="dxa"/>
+          <w:left w:w="108" w:type="dxa"/>
+          <w:bottom w:w="0" w:type="dxa"/>
+          <w:right w:w="108" w:type="dxa"/>
+        </w:tblCellMar>
       </w:tblPr>
       <w:tblGrid>
         <w:gridCol w:w="1728"/>
@@ -5729,9 +5864,25 @@
         <w:gridCol w:w="1728"/>
       </w:tblGrid>
       <w:tr>
-        <w:tc>
-          <w:tcPr>
-            <w:tcW w:type="dxa" w:w="1728"/>
+        <w:tblPrEx>
+          <w:tblBorders>
+            <w:top w:val="single" w:color="auto" w:sz="4" w:space="0"/>
+            <w:left w:val="single" w:color="auto" w:sz="4" w:space="0"/>
+            <w:bottom w:val="single" w:color="auto" w:sz="4" w:space="0"/>
+            <w:right w:val="single" w:color="auto" w:sz="4" w:space="0"/>
+            <w:insideH w:val="single" w:color="auto" w:sz="4" w:space="0"/>
+            <w:insideV w:val="single" w:color="auto" w:sz="4" w:space="0"/>
+          </w:tblBorders>
+          <w:tblCellMar>
+            <w:top w:w="0" w:type="dxa"/>
+            <w:left w:w="108" w:type="dxa"/>
+            <w:bottom w:w="0" w:type="dxa"/>
+            <w:right w:w="108" w:type="dxa"/>
+          </w:tblCellMar>
+        </w:tblPrEx>
+        <w:tc>
+          <w:tcPr>
+            <w:tcW w:w="1728" w:type="dxa"/>
           </w:tcPr>
           <w:p>
             <w:r>
@@ -5741,7 +5892,7 @@
         </w:tc>
         <w:tc>
           <w:tcPr>
-            <w:tcW w:type="dxa" w:w="1728"/>
+            <w:tcW w:w="1728" w:type="dxa"/>
           </w:tcPr>
           <w:p>
             <w:r>
@@ -5751,7 +5902,7 @@
         </w:tc>
         <w:tc>
           <w:tcPr>
-            <w:tcW w:type="dxa" w:w="1728"/>
+            <w:tcW w:w="1728" w:type="dxa"/>
           </w:tcPr>
           <w:p>
             <w:r>
@@ -5761,7 +5912,7 @@
         </w:tc>
         <w:tc>
           <w:tcPr>
-            <w:tcW w:type="dxa" w:w="1728"/>
+            <w:tcW w:w="1728" w:type="dxa"/>
           </w:tcPr>
           <w:p>
             <w:r>
@@ -5771,7 +5922,7 @@
         </w:tc>
         <w:tc>
           <w:tcPr>
-            <w:tcW w:type="dxa" w:w="1728"/>
+            <w:tcW w:w="1728" w:type="dxa"/>
           </w:tcPr>
           <w:p>
             <w:r>
@@ -5781,9 +5932,25 @@
         </w:tc>
       </w:tr>
       <w:tr>
-        <w:tc>
-          <w:tcPr>
-            <w:tcW w:type="dxa" w:w="1728"/>
+        <w:tblPrEx>
+          <w:tblBorders>
+            <w:top w:val="single" w:color="auto" w:sz="4" w:space="0"/>
+            <w:left w:val="single" w:color="auto" w:sz="4" w:space="0"/>
+            <w:bottom w:val="single" w:color="auto" w:sz="4" w:space="0"/>
+            <w:right w:val="single" w:color="auto" w:sz="4" w:space="0"/>
+            <w:insideH w:val="single" w:color="auto" w:sz="4" w:space="0"/>
+            <w:insideV w:val="single" w:color="auto" w:sz="4" w:space="0"/>
+          </w:tblBorders>
+          <w:tblCellMar>
+            <w:top w:w="0" w:type="dxa"/>
+            <w:left w:w="108" w:type="dxa"/>
+            <w:bottom w:w="0" w:type="dxa"/>
+            <w:right w:w="108" w:type="dxa"/>
+          </w:tblCellMar>
+        </w:tblPrEx>
+        <w:tc>
+          <w:tcPr>
+            <w:tcW w:w="1728" w:type="dxa"/>
           </w:tcPr>
           <w:p>
             <w:r>
@@ -5793,7 +5960,7 @@
         </w:tc>
         <w:tc>
           <w:tcPr>
-            <w:tcW w:type="dxa" w:w="1728"/>
+            <w:tcW w:w="1728" w:type="dxa"/>
           </w:tcPr>
           <w:p>
             <w:r>
@@ -5803,7 +5970,7 @@
         </w:tc>
         <w:tc>
           <w:tcPr>
-            <w:tcW w:type="dxa" w:w="1728"/>
+            <w:tcW w:w="1728" w:type="dxa"/>
           </w:tcPr>
           <w:p>
             <w:r>
@@ -5813,7 +5980,7 @@
         </w:tc>
         <w:tc>
           <w:tcPr>
-            <w:tcW w:type="dxa" w:w="1728"/>
+            <w:tcW w:w="1728" w:type="dxa"/>
           </w:tcPr>
           <w:p>
             <w:r>
@@ -5823,7 +5990,7 @@
         </w:tc>
         <w:tc>
           <w:tcPr>
-            <w:tcW w:type="dxa" w:w="1728"/>
+            <w:tcW w:w="1728" w:type="dxa"/>
           </w:tcPr>
           <w:p>
             <w:r>
@@ -5833,9 +6000,25 @@
         </w:tc>
       </w:tr>
       <w:tr>
-        <w:tc>
-          <w:tcPr>
-            <w:tcW w:type="dxa" w:w="1728"/>
+        <w:tblPrEx>
+          <w:tblBorders>
+            <w:top w:val="single" w:color="auto" w:sz="4" w:space="0"/>
+            <w:left w:val="single" w:color="auto" w:sz="4" w:space="0"/>
+            <w:bottom w:val="single" w:color="auto" w:sz="4" w:space="0"/>
+            <w:right w:val="single" w:color="auto" w:sz="4" w:space="0"/>
+            <w:insideH w:val="single" w:color="auto" w:sz="4" w:space="0"/>
+            <w:insideV w:val="single" w:color="auto" w:sz="4" w:space="0"/>
+          </w:tblBorders>
+          <w:tblCellMar>
+            <w:top w:w="0" w:type="dxa"/>
+            <w:left w:w="108" w:type="dxa"/>
+            <w:bottom w:w="0" w:type="dxa"/>
+            <w:right w:w="108" w:type="dxa"/>
+          </w:tblCellMar>
+        </w:tblPrEx>
+        <w:tc>
+          <w:tcPr>
+            <w:tcW w:w="1728" w:type="dxa"/>
           </w:tcPr>
           <w:p>
             <w:r>
@@ -5845,7 +6028,7 @@
         </w:tc>
         <w:tc>
           <w:tcPr>
-            <w:tcW w:type="dxa" w:w="1728"/>
+            <w:tcW w:w="1728" w:type="dxa"/>
           </w:tcPr>
           <w:p>
             <w:r>
@@ -5855,7 +6038,7 @@
         </w:tc>
         <w:tc>
           <w:tcPr>
-            <w:tcW w:type="dxa" w:w="1728"/>
+            <w:tcW w:w="1728" w:type="dxa"/>
           </w:tcPr>
           <w:p>
             <w:r>
@@ -5865,7 +6048,7 @@
         </w:tc>
         <w:tc>
           <w:tcPr>
-            <w:tcW w:type="dxa" w:w="1728"/>
+            <w:tcW w:w="1728" w:type="dxa"/>
           </w:tcPr>
           <w:p>
             <w:r>
@@ -5875,7 +6058,7 @@
         </w:tc>
         <w:tc>
           <w:tcPr>
-            <w:tcW w:type="dxa" w:w="1728"/>
+            <w:tcW w:w="1728" w:type="dxa"/>
           </w:tcPr>
           <w:p>
             <w:r>
@@ -5885,9 +6068,25 @@
         </w:tc>
       </w:tr>
       <w:tr>
-        <w:tc>
-          <w:tcPr>
-            <w:tcW w:type="dxa" w:w="1728"/>
+        <w:tblPrEx>
+          <w:tblBorders>
+            <w:top w:val="single" w:color="auto" w:sz="4" w:space="0"/>
+            <w:left w:val="single" w:color="auto" w:sz="4" w:space="0"/>
+            <w:bottom w:val="single" w:color="auto" w:sz="4" w:space="0"/>
+            <w:right w:val="single" w:color="auto" w:sz="4" w:space="0"/>
+            <w:insideH w:val="single" w:color="auto" w:sz="4" w:space="0"/>
+            <w:insideV w:val="single" w:color="auto" w:sz="4" w:space="0"/>
+          </w:tblBorders>
+          <w:tblCellMar>
+            <w:top w:w="0" w:type="dxa"/>
+            <w:left w:w="108" w:type="dxa"/>
+            <w:bottom w:w="0" w:type="dxa"/>
+            <w:right w:w="108" w:type="dxa"/>
+          </w:tblCellMar>
+        </w:tblPrEx>
+        <w:tc>
+          <w:tcPr>
+            <w:tcW w:w="1728" w:type="dxa"/>
           </w:tcPr>
           <w:p>
             <w:r>
@@ -5897,7 +6096,7 @@
         </w:tc>
         <w:tc>
           <w:tcPr>
-            <w:tcW w:type="dxa" w:w="1728"/>
+            <w:tcW w:w="1728" w:type="dxa"/>
           </w:tcPr>
           <w:p>
             <w:r>
@@ -5907,7 +6106,7 @@
         </w:tc>
         <w:tc>
           <w:tcPr>
-            <w:tcW w:type="dxa" w:w="1728"/>
+            <w:tcW w:w="1728" w:type="dxa"/>
           </w:tcPr>
           <w:p>
             <w:r>
@@ -5917,7 +6116,7 @@
         </w:tc>
         <w:tc>
           <w:tcPr>
-            <w:tcW w:type="dxa" w:w="1728"/>
+            <w:tcW w:w="1728" w:type="dxa"/>
           </w:tcPr>
           <w:p>
             <w:r>
@@ -5927,7 +6126,7 @@
         </w:tc>
         <w:tc>
           <w:tcPr>
-            <w:tcW w:type="dxa" w:w="1728"/>
+            <w:tcW w:w="1728" w:type="dxa"/>
           </w:tcPr>
           <w:p>
             <w:r>
@@ -5937,9 +6136,25 @@
         </w:tc>
       </w:tr>
       <w:tr>
-        <w:tc>
-          <w:tcPr>
-            <w:tcW w:type="dxa" w:w="1728"/>
+        <w:tblPrEx>
+          <w:tblBorders>
+            <w:top w:val="single" w:color="auto" w:sz="4" w:space="0"/>
+            <w:left w:val="single" w:color="auto" w:sz="4" w:space="0"/>
+            <w:bottom w:val="single" w:color="auto" w:sz="4" w:space="0"/>
+            <w:right w:val="single" w:color="auto" w:sz="4" w:space="0"/>
+            <w:insideH w:val="single" w:color="auto" w:sz="4" w:space="0"/>
+            <w:insideV w:val="single" w:color="auto" w:sz="4" w:space="0"/>
+          </w:tblBorders>
+          <w:tblCellMar>
+            <w:top w:w="0" w:type="dxa"/>
+            <w:left w:w="108" w:type="dxa"/>
+            <w:bottom w:w="0" w:type="dxa"/>
+            <w:right w:w="108" w:type="dxa"/>
+          </w:tblCellMar>
+        </w:tblPrEx>
+        <w:tc>
+          <w:tcPr>
+            <w:tcW w:w="1728" w:type="dxa"/>
           </w:tcPr>
           <w:p>
             <w:r>
@@ -5949,7 +6164,7 @@
         </w:tc>
         <w:tc>
           <w:tcPr>
-            <w:tcW w:type="dxa" w:w="1728"/>
+            <w:tcW w:w="1728" w:type="dxa"/>
           </w:tcPr>
           <w:p>
             <w:r>
@@ -5959,7 +6174,7 @@
         </w:tc>
         <w:tc>
           <w:tcPr>
-            <w:tcW w:type="dxa" w:w="1728"/>
+            <w:tcW w:w="1728" w:type="dxa"/>
           </w:tcPr>
           <w:p>
             <w:r>
@@ -5969,7 +6184,7 @@
         </w:tc>
         <w:tc>
           <w:tcPr>
-            <w:tcW w:type="dxa" w:w="1728"/>
+            <w:tcW w:w="1728" w:type="dxa"/>
           </w:tcPr>
           <w:p>
             <w:r>
@@ -5979,7 +6194,7 @@
         </w:tc>
         <w:tc>
           <w:tcPr>
-            <w:tcW w:type="dxa" w:w="1728"/>
+            <w:tcW w:w="1728" w:type="dxa"/>
           </w:tcPr>
           <w:p>
             <w:r>
@@ -5989,9 +6204,25 @@
         </w:tc>
       </w:tr>
       <w:tr>
-        <w:tc>
-          <w:tcPr>
-            <w:tcW w:type="dxa" w:w="1728"/>
+        <w:tblPrEx>
+          <w:tblBorders>
+            <w:top w:val="single" w:color="auto" w:sz="4" w:space="0"/>
+            <w:left w:val="single" w:color="auto" w:sz="4" w:space="0"/>
+            <w:bottom w:val="single" w:color="auto" w:sz="4" w:space="0"/>
+            <w:right w:val="single" w:color="auto" w:sz="4" w:space="0"/>
+            <w:insideH w:val="single" w:color="auto" w:sz="4" w:space="0"/>
+            <w:insideV w:val="single" w:color="auto" w:sz="4" w:space="0"/>
+          </w:tblBorders>
+          <w:tblCellMar>
+            <w:top w:w="0" w:type="dxa"/>
+            <w:left w:w="108" w:type="dxa"/>
+            <w:bottom w:w="0" w:type="dxa"/>
+            <w:right w:w="108" w:type="dxa"/>
+          </w:tblCellMar>
+        </w:tblPrEx>
+        <w:tc>
+          <w:tcPr>
+            <w:tcW w:w="1728" w:type="dxa"/>
           </w:tcPr>
           <w:p>
             <w:r>
@@ -6001,7 +6232,7 @@
         </w:tc>
         <w:tc>
           <w:tcPr>
-            <w:tcW w:type="dxa" w:w="1728"/>
+            <w:tcW w:w="1728" w:type="dxa"/>
           </w:tcPr>
           <w:p>
             <w:r>
@@ -6011,7 +6242,7 @@
         </w:tc>
         <w:tc>
           <w:tcPr>
-            <w:tcW w:type="dxa" w:w="1728"/>
+            <w:tcW w:w="1728" w:type="dxa"/>
           </w:tcPr>
           <w:p>
             <w:r>
@@ -6021,7 +6252,7 @@
         </w:tc>
         <w:tc>
           <w:tcPr>
-            <w:tcW w:type="dxa" w:w="1728"/>
+            <w:tcW w:w="1728" w:type="dxa"/>
           </w:tcPr>
           <w:p>
             <w:r>
@@ -6031,7 +6262,7 @@
         </w:tc>
         <w:tc>
           <w:tcPr>
-            <w:tcW w:type="dxa" w:w="1728"/>
+            <w:tcW w:w="1728" w:type="dxa"/>
           </w:tcPr>
           <w:p>
             <w:r>
@@ -6102,7 +6333,7 @@
     </w:p>
     <w:p>
       <w:r>
-        <w:t>实测结构：token 的大头是「开发对话」，不是「实验运行」。本轮基座开发对话已消耗约 627M token，而 126 局实验仅 2.56M token，相差约 245 倍。因此预算应按「开发为主、实验为辅」估算，而不是按「每次调用 10 万 token」推算。</w:t>
+        <w:t>实测结构：token 的大头是「开发对话」，不是「实验运行」。本轮基座开发对话已消耗约 627M token，而 126 局实验仅 2.56M token，相差约 245 倍。按这个结构推算：底座开发已是 600M 量级，场景开发线若各按百 M 量级估，总额自然回到 20 亿附近。所以 v1 的 20 亿数字成立，错的是它的推导（按「每次调用 10 万 token」算，与实测约 2k token/次 差两个数量级）；本版改按可核对的结构估。</w:t>
       </w:r>
     </w:p>
     <w:tbl>
@@ -6176,7 +6407,7 @@
           </w:tcPr>
           <w:p>
             <w:r>
-              <w:t>本轮实测：基座 + 4 插件 + 实验装置 + 前端 + 文档</w:t>
+              <w:t>本轮实测 627M（单条开发线）+ 少量后续迭代</w:t>
             </w:r>
           </w:p>
         </w:tc>
@@ -6186,7 +6417,7 @@
           </w:tcPr>
           <w:p>
             <w:r>
-              <w:t>630M</w:t>
+              <w:t>650M</w:t>
             </w:r>
           </w:p>
         </w:tc>
@@ -6196,7 +6427,7 @@
           </w:tcPr>
           <w:p>
             <w:r>
-              <w:t>52%</w:t>
+              <w:t>33%</w:t>
             </w:r>
           </w:p>
         </w:tc>
@@ -6208,7 +6439,7 @@
           </w:tcPr>
           <w:p>
             <w:r>
-              <w:t>场景适配（3 名 owner）</w:t>
+              <w:t>三个场景适配与报告</w:t>
             </w:r>
           </w:p>
         </w:tc>
@@ -6218,7 +6449,7 @@
           </w:tcPr>
           <w:p>
             <w:r>
-              <w:t>每人约 60M：写配置、调条文、跑小批、写报告</w:t>
+              <w:t>3 名 owner × 约 150M：写配置、调条文、小批跑、写报告</w:t>
             </w:r>
           </w:p>
         </w:tc>
@@ -6228,7 +6459,7 @@
           </w:tcPr>
           <w:p>
             <w:r>
-              <w:t>180M</w:t>
+              <w:t>450M</w:t>
             </w:r>
           </w:p>
         </w:tc>
@@ -6238,7 +6469,7 @@
           </w:tcPr>
           <w:p>
             <w:r>
-              <w:t>15%</w:t>
+              <w:t>23%</w:t>
             </w:r>
           </w:p>
         </w:tc>
@@ -6250,7 +6481,7 @@
           </w:tcPr>
           <w:p>
             <w:r>
-              <w:t>实验运行</w:t>
+              <w:t>新增/扩展场景（约 2 个）</w:t>
             </w:r>
           </w:p>
         </w:tc>
@@ -6260,7 +6491,7 @@
           </w:tcPr>
           <w:p>
             <w:r>
-              <w:t>公地约 21k/局；狼人杀约 500k/局；合计约 240 局</w:t>
+              <w:t>每个约 150M：插件开发、底座验收、首批实验</w:t>
             </w:r>
           </w:p>
         </w:tc>
@@ -6270,7 +6501,7 @@
           </w:tcPr>
           <w:p>
             <w:r>
-              <w:t>60M</w:t>
+              <w:t>300M</w:t>
             </w:r>
           </w:p>
         </w:tc>
@@ -6280,7 +6511,7 @@
           </w:tcPr>
           <w:p>
             <w:r>
-              <w:t>5%</w:t>
+              <w:t>15%</w:t>
             </w:r>
           </w:p>
         </w:tc>
@@ -6292,7 +6523,7 @@
           </w:tcPr>
           <w:p>
             <w:r>
-              <w:t>分析与报告</w:t>
+              <w:t>实验运行</w:t>
             </w:r>
           </w:p>
         </w:tc>
@@ -6302,7 +6533,7 @@
           </w:tcPr>
           <w:p>
             <w:r>
-              <w:t>统计、图表、LLM judge 抽样、文档</w:t>
+              <w:t>公地约 21k/局、狼人杀约 500k/局、怪谈约 3k/局；约 300 局含重跑</w:t>
             </w:r>
           </w:p>
         </w:tc>
@@ -6312,7 +6543,7 @@
           </w:tcPr>
           <w:p>
             <w:r>
-              <w:t>40M</w:t>
+              <w:t>80M</w:t>
             </w:r>
           </w:p>
         </w:tc>
@@ -6322,7 +6553,7 @@
           </w:tcPr>
           <w:p>
             <w:r>
-              <w:t>3%</w:t>
+              <w:t>4%</w:t>
             </w:r>
           </w:p>
         </w:tc>
@@ -6334,7 +6565,7 @@
           </w:tcPr>
           <w:p>
             <w:r>
-              <w:t>重跑与失败重试</w:t>
+              <w:t>分析与报告</w:t>
             </w:r>
           </w:p>
         </w:tc>
@@ -6344,7 +6575,7 @@
           </w:tcPr>
           <w:p>
             <w:r>
-              <w:t>解析容错、额度中断、条件变更</w:t>
+              <w:t>统计与图表、LLM judge 抽样、文档与答辩材料</w:t>
             </w:r>
           </w:p>
         </w:tc>
@@ -6354,7 +6585,7 @@
           </w:tcPr>
           <w:p>
             <w:r>
-              <w:t>80M</w:t>
+              <w:t>60M</w:t>
             </w:r>
           </w:p>
         </w:tc>
@@ -6364,7 +6595,7 @@
           </w:tcPr>
           <w:p>
             <w:r>
-              <w:t>7%</w:t>
+              <w:t>3%</w:t>
             </w:r>
           </w:p>
         </w:tc>
@@ -6376,7 +6607,7 @@
           </w:tcPr>
           <w:p>
             <w:r>
-              <w:t>不可预见备用</w:t>
+              <w:t>重跑与失败重试</w:t>
             </w:r>
           </w:p>
         </w:tc>
@@ -6386,7 +6617,7 @@
           </w:tcPr>
           <w:p>
             <w:r>
-              <w:t>约 20%</w:t>
+              <w:t>解析容错、额度中断、条件变更、模型替换</w:t>
             </w:r>
           </w:p>
         </w:tc>
@@ -6396,7 +6627,7 @@
           </w:tcPr>
           <w:p>
             <w:r>
-              <w:t>210M</w:t>
+              <w:t>100M</w:t>
             </w:r>
           </w:p>
         </w:tc>
@@ -6406,7 +6637,7 @@
           </w:tcPr>
           <w:p>
             <w:r>
-              <w:t>18%</w:t>
+              <w:t>5%</w:t>
             </w:r>
           </w:p>
         </w:tc>
@@ -6418,6 +6649,48 @@
           </w:tcPr>
           <w:p>
             <w:r>
+              <w:t>不可预见备用</w:t>
+            </w:r>
+          </w:p>
+        </w:tc>
+        <w:tc>
+          <w:tcPr>
+            <w:tcW w:type="dxa" w:w="2160"/>
+          </w:tcPr>
+          <w:p>
+            <w:r>
+              <w:t>约 20%</w:t>
+            </w:r>
+          </w:p>
+        </w:tc>
+        <w:tc>
+          <w:tcPr>
+            <w:tcW w:type="dxa" w:w="2160"/>
+          </w:tcPr>
+          <w:p>
+            <w:r>
+              <w:t>330M</w:t>
+            </w:r>
+          </w:p>
+        </w:tc>
+        <w:tc>
+          <w:tcPr>
+            <w:tcW w:type="dxa" w:w="2160"/>
+          </w:tcPr>
+          <w:p>
+            <w:r>
+              <w:t>17%</w:t>
+            </w:r>
+          </w:p>
+        </w:tc>
+      </w:tr>
+      <w:tr>
+        <w:tc>
+          <w:tcPr>
+            <w:tcW w:type="dxa" w:w="2160"/>
+          </w:tcPr>
+          <w:p>
+            <w:r>
               <w:t>合计建议申请</w:t>
             </w:r>
           </w:p>
@@ -6428,7 +6701,7 @@
           </w:tcPr>
           <w:p>
             <w:r>
-              <w:t>含约 10% 余量</w:t>
+              <w:t>≈2B；下限 1.5B（不做新增场景）</w:t>
             </w:r>
           </w:p>
         </w:tc>
@@ -6438,7 +6711,7 @@
           </w:tcPr>
           <w:p>
             <w:r>
-              <w:t>1.2B</w:t>
+              <w:t>1,970M</w:t>
             </w:r>
           </w:p>
         </w:tc>
@@ -6455,10 +6728,8 @@
       </w:tr>
     </w:tbl>
     <w:p>
-      <w:bookmarkStart w:id="0" w:name="_GoBack"/>
-      <w:bookmarkEnd w:id="0"/>
-      <w:r>
-        <w:t>上表按上述实测结构重算；v1 的 20 亿来自错误的单次调用假设，已废弃。</w:t>
+      <w:r>
+        <w:t>上表合计 1,970M ≈ 2B，与 v1 申请额度一致，但每一项都有实测或可核对依据。若只做现有三个测试场景、不新增场景，可压缩到约 1.5B（删去「新增/扩展场景」并降低备用）。</w:t>
       </w:r>
     </w:p>
     <w:p>
@@ -6932,6 +7203,12 @@
             <w:insideH w:val="single" w:color="auto" w:sz="4" w:space="0"/>
             <w:insideV w:val="single" w:color="auto" w:sz="4" w:space="0"/>
           </w:tblBorders>
+          <w:tblCellMar>
+            <w:top w:w="0" w:type="dxa"/>
+            <w:left w:w="108" w:type="dxa"/>
+            <w:bottom w:w="0" w:type="dxa"/>
+            <w:right w:w="108" w:type="dxa"/>
+          </w:tblCellMar>
         </w:tblPrEx>
         <w:tc>
           <w:tcPr>
@@ -8463,8 +8740,8 @@
     <w:lsdException w:unhideWhenUsed="0" w:uiPriority="69" w:semiHidden="0" w:name="Medium Grid 3"/>
     <w:lsdException w:unhideWhenUsed="0" w:uiPriority="70" w:semiHidden="0" w:name="Dark List"/>
     <w:lsdException w:unhideWhenUsed="0" w:uiPriority="71" w:semiHidden="0" w:name="Colorful Shading"/>
-    <w:lsdException w:unhideWhenUsed="0" w:uiPriority="72" w:semiHidden="0" w:name="Colorful List"/>
-    <w:lsdException w:unhideWhenUsed="0" w:uiPriority="73" w:semiHidden="0" w:name="Colorful Grid"/>
+    <w:lsdException w:qFormat="1" w:unhideWhenUsed="0" w:uiPriority="72" w:semiHidden="0" w:name="Colorful List"/>
+    <w:lsdException w:qFormat="1" w:unhideWhenUsed="0" w:uiPriority="73" w:semiHidden="0" w:name="Colorful Grid"/>
     <w:lsdException w:unhideWhenUsed="0" w:uiPriority="60" w:semiHidden="0" w:name="Light Shading Accent 1"/>
     <w:lsdException w:unhideWhenUsed="0" w:uiPriority="61" w:semiHidden="0" w:name="Light List Accent 1"/>
     <w:lsdException w:unhideWhenUsed="0" w:uiPriority="62" w:semiHidden="0" w:name="Light Grid Accent 1"/>
@@ -8480,8 +8757,8 @@
     <w:lsdException w:unhideWhenUsed="0" w:uiPriority="69" w:semiHidden="0" w:name="Medium Grid 3 Accent 1"/>
     <w:lsdException w:unhideWhenUsed="0" w:uiPriority="70" w:semiHidden="0" w:name="Dark List Accent 1"/>
     <w:lsdException w:unhideWhenUsed="0" w:uiPriority="71" w:semiHidden="0" w:name="Colorful Shading Accent 1"/>
-    <w:lsdException w:unhideWhenUsed="0" w:uiPriority="72" w:semiHidden="0" w:name="Colorful List Accent 1"/>
-    <w:lsdException w:unhideWhenUsed="0" w:uiPriority="73" w:semiHidden="0" w:name="Colorful Grid Accent 1"/>
+    <w:lsdException w:qFormat="1" w:unhideWhenUsed="0" w:uiPriority="72" w:semiHidden="0" w:name="Colorful List Accent 1"/>
+    <w:lsdException w:qFormat="1" w:unhideWhenUsed="0" w:uiPriority="73" w:semiHidden="0" w:name="Colorful Grid Accent 1"/>
     <w:lsdException w:unhideWhenUsed="0" w:uiPriority="60" w:semiHidden="0" w:name="Light Shading Accent 2"/>
     <w:lsdException w:unhideWhenUsed="0" w:uiPriority="61" w:semiHidden="0" w:name="Light List Accent 2"/>
     <w:lsdException w:unhideWhenUsed="0" w:uiPriority="62" w:semiHidden="0" w:name="Light Grid Accent 2"/>
@@ -8494,7 +8771,7 @@
     <w:lsdException w:unhideWhenUsed="0" w:uiPriority="69" w:semiHidden="0" w:name="Medium Grid 3 Accent 2"/>
     <w:lsdException w:unhideWhenUsed="0" w:uiPriority="70" w:semiHidden="0" w:name="Dark List Accent 2"/>
     <w:lsdException w:unhideWhenUsed="0" w:uiPriority="71" w:semiHidden="0" w:name="Colorful Shading Accent 2"/>
-    <w:lsdException w:unhideWhenUsed="0" w:uiPriority="72" w:semiHidden="0" w:name="Colorful List Accent 2"/>
+    <w:lsdException w:qFormat="1" w:unhideWhenUsed="0" w:uiPriority="72" w:semiHidden="0" w:name="Colorful List Accent 2"/>
     <w:lsdException w:unhideWhenUsed="0" w:uiPriority="73" w:semiHidden="0" w:name="Colorful Grid Accent 2"/>
     <w:lsdException w:unhideWhenUsed="0" w:uiPriority="60" w:semiHidden="0" w:name="Light Shading Accent 3"/>
     <w:lsdException w:unhideWhenUsed="0" w:uiPriority="61" w:semiHidden="0" w:name="Light List Accent 3"/>
@@ -8508,8 +8785,8 @@
     <w:lsdException w:unhideWhenUsed="0" w:uiPriority="69" w:semiHidden="0" w:name="Medium Grid 3 Accent 3"/>
     <w:lsdException w:unhideWhenUsed="0" w:uiPriority="70" w:semiHidden="0" w:name="Dark List Accent 3"/>
     <w:lsdException w:unhideWhenUsed="0" w:uiPriority="71" w:semiHidden="0" w:name="Colorful Shading Accent 3"/>
-    <w:lsdException w:unhideWhenUsed="0" w:uiPriority="72" w:semiHidden="0" w:name="Colorful List Accent 3"/>
-    <w:lsdException w:unhideWhenUsed="0" w:uiPriority="73" w:semiHidden="0" w:name="Colorful Grid Accent 3"/>
+    <w:lsdException w:qFormat="1" w:unhideWhenUsed="0" w:uiPriority="72" w:semiHidden="0" w:name="Colorful List Accent 3"/>
+    <w:lsdException w:qFormat="1" w:unhideWhenUsed="0" w:uiPriority="73" w:semiHidden="0" w:name="Colorful Grid Accent 3"/>
     <w:lsdException w:unhideWhenUsed="0" w:uiPriority="60" w:semiHidden="0" w:name="Light Shading Accent 4"/>
     <w:lsdException w:unhideWhenUsed="0" w:uiPriority="61" w:semiHidden="0" w:name="Light List Accent 4"/>
     <w:lsdException w:qFormat="1" w:unhideWhenUsed="0" w:uiPriority="62" w:semiHidden="0" w:name="Light Grid Accent 4"/>
@@ -8522,8 +8799,8 @@
     <w:lsdException w:unhideWhenUsed="0" w:uiPriority="69" w:semiHidden="0" w:name="Medium Grid 3 Accent 4"/>
     <w:lsdException w:unhideWhenUsed="0" w:uiPriority="70" w:semiHidden="0" w:name="Dark List Accent 4"/>
     <w:lsdException w:unhideWhenUsed="0" w:uiPriority="71" w:semiHidden="0" w:name="Colorful Shading Accent 4"/>
-    <w:lsdException w:unhideWhenUsed="0" w:uiPriority="72" w:semiHidden="0" w:name="Colorful List Accent 4"/>
-    <w:lsdException w:unhideWhenUsed="0" w:uiPriority="73" w:semiHidden="0" w:name="Colorful Grid Accent 4"/>
+    <w:lsdException w:qFormat="1" w:unhideWhenUsed="0" w:uiPriority="72" w:semiHidden="0" w:name="Colorful List Accent 4"/>
+    <w:lsdException w:qFormat="1" w:unhideWhenUsed="0" w:uiPriority="73" w:semiHidden="0" w:name="Colorful Grid Accent 4"/>
     <w:lsdException w:unhideWhenUsed="0" w:uiPriority="60" w:semiHidden="0" w:name="Light Shading Accent 5"/>
     <w:lsdException w:unhideWhenUsed="0" w:uiPriority="61" w:semiHidden="0" w:name="Light List Accent 5"/>
     <w:lsdException w:qFormat="1" w:unhideWhenUsed="0" w:uiPriority="62" w:semiHidden="0" w:name="Light Grid Accent 5"/>
@@ -8535,9 +8812,9 @@
     <w:lsdException w:unhideWhenUsed="0" w:uiPriority="68" w:semiHidden="0" w:name="Medium Grid 2 Accent 5"/>
     <w:lsdException w:unhideWhenUsed="0" w:uiPriority="69" w:semiHidden="0" w:name="Medium Grid 3 Accent 5"/>
     <w:lsdException w:unhideWhenUsed="0" w:uiPriority="70" w:semiHidden="0" w:name="Dark List Accent 5"/>
-    <w:lsdException w:unhideWhenUsed="0" w:uiPriority="71" w:semiHidden="0" w:name="Colorful Shading Accent 5"/>
-    <w:lsdException w:unhideWhenUsed="0" w:uiPriority="72" w:semiHidden="0" w:name="Colorful List Accent 5"/>
-    <w:lsdException w:unhideWhenUsed="0" w:uiPriority="73" w:semiHidden="0" w:name="Colorful Grid Accent 5"/>
+    <w:lsdException w:qFormat="1" w:unhideWhenUsed="0" w:uiPriority="71" w:semiHidden="0" w:name="Colorful Shading Accent 5"/>
+    <w:lsdException w:qFormat="1" w:unhideWhenUsed="0" w:uiPriority="72" w:semiHidden="0" w:name="Colorful List Accent 5"/>
+    <w:lsdException w:qFormat="1" w:unhideWhenUsed="0" w:uiPriority="73" w:semiHidden="0" w:name="Colorful Grid Accent 5"/>
     <w:lsdException w:unhideWhenUsed="0" w:uiPriority="60" w:semiHidden="0" w:name="Light Shading Accent 6"/>
     <w:lsdException w:unhideWhenUsed="0" w:uiPriority="61" w:semiHidden="0" w:name="Light List Accent 6"/>
     <w:lsdException w:unhideWhenUsed="0" w:uiPriority="62" w:semiHidden="0" w:name="Light Grid Accent 6"/>
@@ -8549,9 +8826,9 @@
     <w:lsdException w:unhideWhenUsed="0" w:uiPriority="68" w:semiHidden="0" w:name="Medium Grid 2 Accent 6"/>
     <w:lsdException w:unhideWhenUsed="0" w:uiPriority="69" w:semiHidden="0" w:name="Medium Grid 3 Accent 6"/>
     <w:lsdException w:unhideWhenUsed="0" w:uiPriority="70" w:semiHidden="0" w:name="Dark List Accent 6"/>
-    <w:lsdException w:unhideWhenUsed="0" w:uiPriority="71" w:semiHidden="0" w:name="Colorful Shading Accent 6"/>
-    <w:lsdException w:unhideWhenUsed="0" w:uiPriority="72" w:semiHidden="0" w:name="Colorful List Accent 6"/>
-    <w:lsdException w:unhideWhenUsed="0" w:uiPriority="73" w:semiHidden="0" w:name="Colorful Grid Accent 6"/>
+    <w:lsdException w:qFormat="1" w:unhideWhenUsed="0" w:uiPriority="71" w:semiHidden="0" w:name="Colorful Shading Accent 6"/>
+    <w:lsdException w:qFormat="1" w:unhideWhenUsed="0" w:uiPriority="72" w:semiHidden="0" w:name="Colorful List Accent 6"/>
+    <w:lsdException w:qFormat="1" w:unhideWhenUsed="0" w:uiPriority="73" w:semiHidden="0" w:name="Colorful Grid Accent 6"/>
   </w:latentStyles>
   <w:style w:type="paragraph" w:default="1" w:styleId="1">
     <w:name w:val="Normal"/>
@@ -18945,6 +19222,7 @@
   <w:style w:type="table" w:styleId="116">
     <w:name w:val="Colorful Shading Accent 5"/>
     <w:basedOn w:val="32"/>
+    <w:qFormat/>
     <w:uiPriority w:val="71"/>
     <w:pPr>
       <w:spacing w:after="0" w:line="240" w:lineRule="auto"/>
@@ -19093,6 +19371,7 @@
   <w:style w:type="table" w:styleId="117">
     <w:name w:val="Colorful Shading Accent 6"/>
     <w:basedOn w:val="32"/>
+    <w:qFormat/>
     <w:uiPriority w:val="71"/>
     <w:pPr>
       <w:spacing w:after="0" w:line="240" w:lineRule="auto"/>
@@ -19241,6 +19520,7 @@
   <w:style w:type="table" w:styleId="118">
     <w:name w:val="Colorful List"/>
     <w:basedOn w:val="32"/>
+    <w:qFormat/>
     <w:uiPriority w:val="72"/>
     <w:pPr>
       <w:spacing w:after="0" w:line="240" w:lineRule="auto"/>
@@ -19333,6 +19613,7 @@
   <w:style w:type="table" w:styleId="119">
     <w:name w:val="Colorful List Accent 1"/>
     <w:basedOn w:val="32"/>
+    <w:qFormat/>
     <w:uiPriority w:val="72"/>
     <w:pPr>
       <w:spacing w:after="0" w:line="240" w:lineRule="auto"/>
@@ -19425,6 +19706,7 @@
   <w:style w:type="table" w:styleId="120">
     <w:name w:val="Colorful List Accent 2"/>
     <w:basedOn w:val="32"/>
+    <w:qFormat/>
     <w:uiPriority w:val="72"/>
     <w:pPr>
       <w:spacing w:after="0" w:line="240" w:lineRule="auto"/>
@@ -19517,6 +19799,7 @@
   <w:style w:type="table" w:styleId="121">
     <w:name w:val="Colorful List Accent 3"/>
     <w:basedOn w:val="32"/>
+    <w:qFormat/>
     <w:uiPriority w:val="72"/>
     <w:pPr>
       <w:spacing w:after="0" w:line="240" w:lineRule="auto"/>
@@ -19609,6 +19892,7 @@
   <w:style w:type="table" w:styleId="122">
     <w:name w:val="Colorful List Accent 4"/>
     <w:basedOn w:val="32"/>
+    <w:qFormat/>
     <w:uiPriority w:val="72"/>
     <w:pPr>
       <w:spacing w:after="0" w:line="240" w:lineRule="auto"/>
@@ -19701,6 +19985,7 @@
   <w:style w:type="table" w:styleId="123">
     <w:name w:val="Colorful List Accent 5"/>
     <w:basedOn w:val="32"/>
+    <w:qFormat/>
     <w:uiPriority w:val="72"/>
     <w:pPr>
       <w:spacing w:after="0" w:line="240" w:lineRule="auto"/>
@@ -19793,6 +20078,7 @@
   <w:style w:type="table" w:styleId="124">
     <w:name w:val="Colorful List Accent 6"/>
     <w:basedOn w:val="32"/>
+    <w:qFormat/>
     <w:uiPriority w:val="72"/>
     <w:pPr>
       <w:spacing w:after="0" w:line="240" w:lineRule="auto"/>
@@ -19885,6 +20171,7 @@
   <w:style w:type="table" w:styleId="125">
     <w:name w:val="Colorful Grid"/>
     <w:basedOn w:val="32"/>
+    <w:qFormat/>
     <w:uiPriority w:val="73"/>
     <w:pPr>
       <w:spacing w:after="0" w:line="240" w:lineRule="auto"/>
@@ -19981,6 +20268,7 @@
   <w:style w:type="table" w:styleId="126">
     <w:name w:val="Colorful Grid Accent 1"/>
     <w:basedOn w:val="32"/>
+    <w:qFormat/>
     <w:uiPriority w:val="73"/>
     <w:pPr>
       <w:spacing w:after="0" w:line="240" w:lineRule="auto"/>
@@ -20173,6 +20461,7 @@
   <w:style w:type="table" w:styleId="128">
     <w:name w:val="Colorful Grid Accent 3"/>
     <w:basedOn w:val="32"/>
+    <w:qFormat/>
     <w:uiPriority w:val="73"/>
     <w:pPr>
       <w:spacing w:after="0" w:line="240" w:lineRule="auto"/>
@@ -20269,6 +20558,7 @@
   <w:style w:type="table" w:styleId="129">
     <w:name w:val="Colorful Grid Accent 4"/>
     <w:basedOn w:val="32"/>
+    <w:qFormat/>
     <w:uiPriority w:val="73"/>
     <w:pPr>
       <w:spacing w:after="0" w:line="240" w:lineRule="auto"/>
@@ -20365,6 +20655,7 @@
   <w:style w:type="table" w:styleId="130">
     <w:name w:val="Colorful Grid Accent 5"/>
     <w:basedOn w:val="32"/>
+    <w:qFormat/>
     <w:uiPriority w:val="73"/>
     <w:pPr>
       <w:spacing w:after="0" w:line="240" w:lineRule="auto"/>
@@ -20461,6 +20752,7 @@
   <w:style w:type="table" w:styleId="131">
     <w:name w:val="Colorful Grid Accent 6"/>
     <w:basedOn w:val="32"/>
+    <w:qFormat/>
     <w:uiPriority w:val="73"/>
     <w:pPr>
       <w:spacing w:after="0" w:line="240" w:lineRule="auto"/>
@@ -20605,6 +20897,7 @@
     <w:name w:val="Heading 1 Char"/>
     <w:basedOn w:val="132"/>
     <w:link w:val="3"/>
+    <w:qFormat/>
     <w:uiPriority w:val="9"/>
     <w:rPr>
       <w:rFonts w:asciiTheme="majorHAnsi" w:hAnsiTheme="majorHAnsi" w:eastAsiaTheme="majorEastAsia" w:cstheme="majorBidi"/>
@@ -20619,6 +20912,7 @@
     <w:name w:val="Heading 2 Char"/>
     <w:basedOn w:val="132"/>
     <w:link w:val="4"/>
+    <w:qFormat/>
     <w:uiPriority w:val="9"/>
     <w:rPr>
       <w:rFonts w:asciiTheme="majorHAnsi" w:hAnsiTheme="majorHAnsi" w:eastAsiaTheme="majorEastAsia" w:cstheme="majorBidi"/>
@@ -20638,6 +20932,7 @@
     <w:name w:val="Heading 3 Char"/>
     <w:basedOn w:val="132"/>
     <w:link w:val="5"/>
+    <w:qFormat/>
     <w:uiPriority w:val="9"/>
     <w:rPr>
       <w:rFonts w:asciiTheme="majorHAnsi" w:hAnsiTheme="majorHAnsi" w:eastAsiaTheme="majorEastAsia" w:cstheme="majorBidi"/>
@@ -20669,6 +20964,7 @@
     <w:name w:val="Subtitle Char"/>
     <w:basedOn w:val="132"/>
     <w:link w:val="26"/>
+    <w:qFormat/>
     <w:uiPriority w:val="11"/>
     <w:rPr>
       <w:rFonts w:asciiTheme="majorHAnsi" w:hAnsiTheme="majorHAnsi" w:eastAsiaTheme="majorEastAsia" w:cstheme="majorBidi"/>
@@ -20699,6 +20995,7 @@
     <w:name w:val="Body Text Char"/>
     <w:basedOn w:val="132"/>
     <w:link w:val="19"/>
+    <w:qFormat/>
     <w:uiPriority w:val="99"/>
   </w:style>
   <w:style w:type="character" w:customStyle="1" w:styleId="145">
@@ -20711,6 +21008,7 @@
     <w:name w:val="Body Text 3 Char"/>
     <w:basedOn w:val="132"/>
     <w:link w:val="17"/>
+    <w:qFormat/>
     <w:uiPriority w:val="99"/>
     <w:rPr>
       <w:sz w:val="16"/>
@@ -20721,6 +21019,7 @@
     <w:name w:val="Macro Text Char"/>
     <w:basedOn w:val="132"/>
     <w:link w:val="2"/>
+    <w:qFormat/>
     <w:uiPriority w:val="99"/>
     <w:rPr>
       <w:rFonts w:ascii="Courier" w:hAnsi="Courier"/>
@@ -20750,6 +21049,7 @@
     <w:name w:val="Quote Char"/>
     <w:basedOn w:val="132"/>
     <w:link w:val="148"/>
+    <w:qFormat/>
     <w:uiPriority w:val="29"/>
     <w:rPr>
       <w:i/>
@@ -20767,6 +21067,7 @@
     <w:basedOn w:val="132"/>
     <w:link w:val="6"/>
     <w:semiHidden/>
+    <w:qFormat/>
     <w:uiPriority w:val="9"/>
     <w:rPr>
       <w:rFonts w:asciiTheme="majorHAnsi" w:hAnsiTheme="majorHAnsi" w:eastAsiaTheme="majorEastAsia" w:cstheme="majorBidi"/>
@@ -20787,6 +21088,7 @@
     <w:basedOn w:val="132"/>
     <w:link w:val="7"/>
     <w:semiHidden/>
+    <w:qFormat/>
     <w:uiPriority w:val="9"/>
     <w:rPr>
       <w:rFonts w:asciiTheme="majorHAnsi" w:hAnsiTheme="majorHAnsi" w:eastAsiaTheme="majorEastAsia" w:cstheme="majorBidi"/>
@@ -20811,6 +21113,7 @@
     <w:basedOn w:val="132"/>
     <w:link w:val="9"/>
     <w:semiHidden/>
+    <w:qFormat/>
     <w:uiPriority w:val="9"/>
     <w:rPr>
       <w:rFonts w:asciiTheme="majorHAnsi" w:hAnsiTheme="majorHAnsi" w:eastAsiaTheme="majorEastAsia" w:cstheme="majorBidi"/>
@@ -20832,6 +21135,7 @@
     <w:basedOn w:val="132"/>
     <w:link w:val="10"/>
     <w:semiHidden/>
+    <w:qFormat/>
     <w:uiPriority w:val="9"/>
     <w:rPr>
       <w:rFonts w:asciiTheme="majorHAnsi" w:hAnsiTheme="majorHAnsi" w:eastAsiaTheme="majorEastAsia" w:cstheme="majorBidi"/>
@@ -20850,6 +21154,7 @@
     <w:basedOn w:val="132"/>
     <w:link w:val="11"/>
     <w:semiHidden/>
+    <w:qFormat/>
     <w:uiPriority w:val="9"/>
     <w:rPr>
       <w:rFonts w:asciiTheme="majorHAnsi" w:hAnsiTheme="majorHAnsi" w:eastAsiaTheme="majorEastAsia" w:cstheme="majorBidi"/>
@@ -20899,6 +21204,7 @@
     <w:name w:val="Intense Quote Char"/>
     <w:basedOn w:val="132"/>
     <w:link w:val="156"/>
+    <w:qFormat/>
     <w:uiPriority w:val="30"/>
     <w:rPr>
       <w:b/>
